--- a/doubao/skills/word/assets/templates/notice.docx
+++ b/doubao/skills/word/assets/templates/notice.docx
@@ -1,418 +1,426 @@
 
 <file path=word/document.xml><?xml version="1.0" encoding="utf-8"?>
-<w:document xmlns:mc="http://schemas.openxmlformats.org/markup-compatibility/2006" xmlns:r="http://schemas.openxmlformats.org/officeDocument/2006/relationships" xmlns:w="http://schemas.openxmlformats.org/wordprocessingml/2006/main" xmlns:wp14="http://schemas.microsoft.com/office/word/2010/wordprocessingDrawing" xmlns:w14="http://schemas.microsoft.com/office/word/2010/wordml" xmlns:w15="http://schemas.microsoft.com/office/word/2012/wordml" mc:Ignorable="w14 w15 wp14">
+<w:document xmlns:wpc="http://schemas.microsoft.com/office/word/2010/wordprocessingCanvas" xmlns:cx="http://schemas.microsoft.com/office/drawing/2014/chartex" xmlns:cx1="http://schemas.microsoft.com/office/drawing/2015/9/8/chartex" xmlns:cx2="http://schemas.microsoft.com/office/drawing/2015/10/21/chartex" xmlns:cx3="http://schemas.microsoft.com/office/drawing/2016/5/9/chartex" xmlns:cx4="http://schemas.microsoft.com/office/drawing/2016/5/10/chartex" xmlns:cx5="http://schemas.microsoft.com/office/drawing/2016/5/11/chartex" xmlns:cx6="http://schemas.microsoft.com/office/drawing/2016/5/12/chartex" xmlns:cx7="http://schemas.microsoft.com/office/drawing/2016/5/13/chartex" xmlns:cx8="http://schemas.microsoft.com/office/drawing/2016/5/14/chartex" xmlns:mc="http://schemas.openxmlformats.org/markup-compatibility/2006" xmlns:m="http://schemas.openxmlformats.org/officeDocument/2006/math" xmlns:aink="http://schemas.microsoft.com/office/drawing/2016/ink" xmlns:am3d="http://schemas.microsoft.com/office/drawing/2017/model3d" xmlns:oel="http://schemas.microsoft.com/office/2019/extlst" xmlns:r="http://schemas.openxmlformats.org/officeDocument/2006/relationships" xmlns:wp14="http://schemas.microsoft.com/office/word/2010/wordprocessingDrawing" xmlns:wp="http://schemas.openxmlformats.org/drawingml/2006/wordprocessingDrawing" xmlns:wpg="http://schemas.microsoft.com/office/word/2010/wordprocessingGroup" xmlns:wpi="http://schemas.microsoft.com/office/word/2010/wordprocessingInk" xmlns:wps="http://schemas.microsoft.com/office/word/2010/wordprocessingShape" xmlns:o="urn:schemas-microsoft-com:office:office" xmlns:v="urn:schemas-microsoft-com:vml" xmlns:w10="urn:schemas-microsoft-com:office:word" xmlns:w="http://schemas.openxmlformats.org/wordprocessingml/2006/main" xmlns:w14="http://schemas.microsoft.com/office/word/2010/wordml" xmlns:w15="http://schemas.microsoft.com/office/word/2012/wordml" xmlns:w16cex="http://schemas.microsoft.com/office/word/2018/wordml/cex" xmlns:w16cid="http://schemas.microsoft.com/office/word/2016/wordml/cid" xmlns:w16="http://schemas.microsoft.com/office/word/2018/wordml" xmlns:w16sdtdh="http://schemas.microsoft.com/office/word/2020/wordml/sdtdatahash" xmlns:w16sdtfl="http://schemas.microsoft.com/office/word/2024/wordml/sdtformatlock" xmlns:w16se="http://schemas.microsoft.com/office/word/2015/wordml/symex" xmlns:w16du="http://schemas.microsoft.com/office/word/2023/wordml/word16du" xmlns:wne="http://schemas.microsoft.com/office/word/2006/wordml" mc:Ignorable="w14 w15 w16se w16cid w16 w16cex w16sdtdh w16sdtfl w16du wp14">
   <w:body>
     <w:p>
       <w:pPr>
-        <w:spacing w:after="0" w:before="1900"/>
+        <w:spacing w:before="1900"/>
         <w:jc w:val="center"/>
-      </w:pPr>
-      <w:r>
-        <w:rPr>
-          <w:rFonts w:ascii="Times New Roman" w:cs="Times New Roman" w:eastAsia="方正小标宋简体" w:hAnsi="Times New Roman"/>
+        <w:rPr>
+          <w:rFonts w:ascii="方正小标宋简体" w:eastAsia="方正小标宋简体" w:hAnsi="方正小标宋简体"/>
+        </w:rPr>
+      </w:pPr>
+      <w:r>
+        <w:rPr>
+          <w:rFonts w:ascii="方正小标宋简体" w:eastAsia="方正小标宋简体" w:hAnsi="方正小标宋简体"/>
           <w:color w:val="FF0000"/>
           <w:sz w:val="72"/>
           <w:szCs w:val="90"/>
         </w:rPr>
-        <w:t xml:space="preserve">〔发文机关全称〕文件</w:t>
-      </w:r>
-    </w:p>
-    <w:p>
-      <w:pPr>
-        <w:spacing w:after="0" w:before="1200" w:line="580" w:lineRule="exact"/>
+        <w:t>〔发文机关全称〕文件</w:t>
+      </w:r>
+    </w:p>
+    <w:p>
+      <w:pPr>
+        <w:spacing w:before="1200" w:line="580" w:lineRule="exact"/>
         <w:jc w:val="center"/>
       </w:pPr>
       <w:r>
         <w:rPr>
-          <w:rFonts w:ascii="Times New Roman" w:cs="Times New Roman" w:eastAsia="仿宋" w:hAnsi="Times New Roman"/>
+          <w:rFonts w:eastAsia="仿宋"/>
           <w:color w:val="000000"/>
           <w:sz w:val="32"/>
           <w:szCs w:val="32"/>
         </w:rPr>
-        <w:t xml:space="preserve">〔发文机关代字〕〔2026〕〔序号〕号</w:t>
-      </w:r>
-    </w:p>
-    <w:p>
-      <w:pPr>
-        <w:pBdr>
-          <w:bottom w:val="single" w:color="FF0000" w:sz="12" w:space="1"/>
-        </w:pBdr>
-        <w:spacing w:after="0" w:before="227" w:line="60" w:lineRule="exact"/>
-      </w:pPr>
-      <w:r>
-        <w:rPr>
-          <w:rFonts w:ascii="Times New Roman" w:cs="Times New Roman" w:eastAsia="仿宋" w:hAnsi="Times New Roman"/>
+        <w:t>〔发文机关代字〕〔</w:t>
+      </w:r>
+      <w:r>
+        <w:rPr>
+          <w:rFonts w:eastAsia="仿宋"/>
           <w:color w:val="000000"/>
           <w:sz w:val="32"/>
           <w:szCs w:val="32"/>
         </w:rPr>
-        <w:t xml:space="preserve"/>
-      </w:r>
-    </w:p>
-    <w:p>
-      <w:pPr>
-        <w:spacing w:after="0" w:before="1200" w:line="580" w:lineRule="exact"/>
-        <w:jc w:val="center"/>
-      </w:pPr>
-      <w:r>
-        <w:rPr>
-          <w:rFonts w:ascii="Times New Roman" w:cs="Times New Roman" w:eastAsia="方正小标宋简体" w:hAnsi="Times New Roman"/>
-          <w:color w:val="000000"/>
-          <w:sz w:val="44"/>
-          <w:szCs w:val="44"/>
-        </w:rPr>
-        <w:t xml:space="preserve">〔发文机关全称〕关于〔通知事由〕的通知</w:t>
-      </w:r>
-    </w:p>
-    <w:p>
-      <w:pPr>
-        <w:spacing w:after="0" w:before="580" w:line="580" w:lineRule="exact"/>
-      </w:pPr>
-      <w:r>
-        <w:rPr>
-          <w:rFonts w:ascii="Times New Roman" w:cs="Times New Roman" w:eastAsia="仿宋" w:hAnsi="Times New Roman"/>
+        <w:t>2026</w:t>
+      </w:r>
+      <w:r>
+        <w:rPr>
+          <w:rFonts w:eastAsia="仿宋"/>
           <w:color w:val="000000"/>
           <w:sz w:val="32"/>
           <w:szCs w:val="32"/>
         </w:rPr>
-        <w:t xml:space="preserve">〔主送机关全称、规范化简称或统称，多个机关按顺序排列〕：</w:t>
-      </w:r>
-    </w:p>
-    <w:p>
-      <w:pPr>
-        <w:spacing w:after="0" w:line="580" w:lineRule="exact"/>
-        <w:ind w:firstLine="640"/>
-      </w:pPr>
-      <w:r>
-        <w:rPr>
-          <w:rFonts w:ascii="Times New Roman" w:cs="Times New Roman" w:eastAsia="仿宋" w:hAnsi="Times New Roman"/>
+        <w:t>〕〔序号〕号</w:t>
+      </w:r>
+    </w:p>
+    <w:p>
+      <w:pPr>
+        <w:pBdr>
+          <w:bottom w:val="single" w:sz="12" w:space="1" w:color="FF0000"/>
+        </w:pBdr>
+        <w:spacing w:before="227" w:line="60" w:lineRule="exact"/>
+      </w:pPr>
+    </w:p>
+    <w:p>
+      <w:pPr>
+        <w:pStyle w:val="a5"/>
+      </w:pPr>
+      <w:r>
+        <w:t>〔发文机关全称〕关于〔通知事由〕的通知</w:t>
+      </w:r>
+    </w:p>
+    <w:p>
+      <w:pPr>
+        <w:spacing w:before="580" w:line="580" w:lineRule="exact"/>
+      </w:pPr>
+      <w:r>
+        <w:rPr>
+          <w:rFonts w:eastAsia="仿宋"/>
           <w:color w:val="000000"/>
           <w:sz w:val="32"/>
           <w:szCs w:val="32"/>
         </w:rPr>
-        <w:t xml:space="preserve">为〔通知目的或依据〕，根据《〔依据文件名称〕》等有关规定，现将有关事项通知如下：</w:t>
-      </w:r>
-    </w:p>
-    <w:p>
-      <w:pPr>
-        <w:spacing w:after="0" w:line="580" w:lineRule="exact"/>
-        <w:ind w:firstLine="640"/>
-      </w:pPr>
-      <w:r>
-        <w:rPr>
-          <w:rFonts w:ascii="Times New Roman" w:cs="Times New Roman" w:eastAsia="黑体" w:hAnsi="Times New Roman"/>
+        <w:t>〔主送机关全称、规范化简称或统称，多个机关按顺序排列〕：</w:t>
+      </w:r>
+    </w:p>
+    <w:p>
+      <w:pPr>
+        <w:pStyle w:val="NoticeBody"/>
+      </w:pPr>
+      <w:r>
+        <w:t>为〔通知目的或依据〕，根据《〔依据文件名称〕》等有关规定，现将有关事项通知如下：</w:t>
+      </w:r>
+    </w:p>
+    <w:p>
+      <w:pPr>
+        <w:pStyle w:val="1"/>
+      </w:pPr>
+      <w:r>
+        <w:t>一、〔通知事项一〕</w:t>
+      </w:r>
+    </w:p>
+    <w:p>
+      <w:pPr>
+        <w:pStyle w:val="NoticeBody"/>
+      </w:pPr>
+      <w:r>
+        <w:t>〔具体内容：时间、对象、范围、标准或办理要求等。〕</w:t>
+      </w:r>
+    </w:p>
+    <w:p>
+      <w:pPr>
+        <w:pStyle w:val="2"/>
+      </w:pPr>
+      <w:r>
+        <w:t>（一）〔事项一的细化条款〕</w:t>
+      </w:r>
+    </w:p>
+    <w:p>
+      <w:pPr>
+        <w:pStyle w:val="NoticeBody"/>
+      </w:pPr>
+      <w:r>
+        <w:t>〔具体内容。〕</w:t>
+      </w:r>
+    </w:p>
+    <w:p>
+      <w:pPr>
+        <w:pStyle w:val="1"/>
+      </w:pPr>
+      <w:r>
+        <w:lastRenderedPageBreak/>
+        <w:t>二、〔通知事项二〕</w:t>
+      </w:r>
+    </w:p>
+    <w:p>
+      <w:pPr>
+        <w:pStyle w:val="NoticeBody"/>
+      </w:pPr>
+      <w:r>
+        <w:t>〔具体内容。〕</w:t>
+      </w:r>
+    </w:p>
+    <w:p>
+      <w:pPr>
+        <w:pStyle w:val="1"/>
+      </w:pPr>
+      <w:r>
+        <w:t>三、〔通知事项三（如无可删除）〕</w:t>
+      </w:r>
+    </w:p>
+    <w:p>
+      <w:pPr>
+        <w:pStyle w:val="NoticeBody"/>
+      </w:pPr>
+      <w:r>
+        <w:t>〔具体内容。〕</w:t>
+      </w:r>
+    </w:p>
+    <w:p>
+      <w:pPr>
+        <w:pStyle w:val="NoticeBody"/>
+      </w:pPr>
+      <w:r>
+        <w:t>特此通知。</w:t>
+      </w:r>
+    </w:p>
+    <w:p>
+      <w:pPr>
+        <w:spacing w:before="580" w:line="580" w:lineRule="exact"/>
+        <w:ind w:left="640"/>
+      </w:pPr>
+      <w:r>
+        <w:rPr>
+          <w:rFonts w:eastAsia="仿宋"/>
           <w:color w:val="000000"/>
           <w:sz w:val="32"/>
           <w:szCs w:val="32"/>
         </w:rPr>
-        <w:t xml:space="preserve">一、〔通知事项一〕</w:t>
-      </w:r>
-    </w:p>
-    <w:p>
-      <w:pPr>
-        <w:spacing w:after="0" w:line="580" w:lineRule="exact"/>
-        <w:ind w:firstLine="640"/>
-      </w:pPr>
-      <w:r>
-        <w:rPr>
-          <w:rFonts w:ascii="Times New Roman" w:cs="Times New Roman" w:eastAsia="仿宋" w:hAnsi="Times New Roman"/>
+        <w:t>附件：〔附件名称（无附件时整行删除）〕</w:t>
+      </w:r>
+    </w:p>
+    <w:p>
+      <w:pPr>
+        <w:spacing w:before="1160" w:line="580" w:lineRule="exact"/>
+        <w:ind w:right="2240"/>
+        <w:jc w:val="right"/>
+      </w:pPr>
+      <w:r>
+        <w:rPr>
+          <w:rFonts w:eastAsia="仿宋"/>
           <w:color w:val="000000"/>
           <w:sz w:val="32"/>
           <w:szCs w:val="32"/>
         </w:rPr>
-        <w:t xml:space="preserve">〔具体内容：时间、对象、范围、标准或办理要求等。〕</w:t>
-      </w:r>
-    </w:p>
-    <w:p>
-      <w:pPr>
-        <w:spacing w:after="0" w:line="580" w:lineRule="exact"/>
-        <w:ind w:firstLine="640"/>
-      </w:pPr>
-      <w:r>
-        <w:rPr>
-          <w:rFonts w:ascii="Times New Roman" w:cs="Times New Roman" w:eastAsia="楷体" w:hAnsi="Times New Roman"/>
+        <w:t>〔发文机关全称〕</w:t>
+      </w:r>
+    </w:p>
+    <w:p>
+      <w:pPr>
+        <w:spacing w:line="580" w:lineRule="exact"/>
+        <w:ind w:right="1280"/>
+        <w:jc w:val="right"/>
+      </w:pPr>
+      <w:r>
+        <w:rPr>
+          <w:rFonts w:eastAsia="仿宋"/>
           <w:color w:val="000000"/>
           <w:sz w:val="32"/>
           <w:szCs w:val="32"/>
         </w:rPr>
-        <w:t xml:space="preserve">（一）〔事项一的细化条款〕</w:t>
-      </w:r>
-    </w:p>
-    <w:p>
-      <w:pPr>
-        <w:spacing w:after="0" w:line="580" w:lineRule="exact"/>
-        <w:ind w:firstLine="640"/>
-      </w:pPr>
-      <w:r>
-        <w:rPr>
-          <w:rFonts w:ascii="Times New Roman" w:cs="Times New Roman" w:eastAsia="仿宋" w:hAnsi="Times New Roman"/>
+        <w:t>〔</w:t>
+      </w:r>
+      <w:r>
+        <w:rPr>
+          <w:rFonts w:eastAsia="仿宋"/>
           <w:color w:val="000000"/>
           <w:sz w:val="32"/>
           <w:szCs w:val="32"/>
         </w:rPr>
-        <w:t xml:space="preserve">〔具体内容。〕</w:t>
-      </w:r>
-    </w:p>
-    <w:p>
-      <w:pPr>
-        <w:spacing w:after="0" w:line="580" w:lineRule="exact"/>
-        <w:ind w:firstLine="640"/>
-      </w:pPr>
-      <w:r>
-        <w:rPr>
-          <w:rFonts w:ascii="Times New Roman" w:cs="Times New Roman" w:eastAsia="黑体" w:hAnsi="Times New Roman"/>
+        <w:t>2026</w:t>
+      </w:r>
+      <w:r>
+        <w:rPr>
+          <w:rFonts w:eastAsia="仿宋"/>
           <w:color w:val="000000"/>
           <w:sz w:val="32"/>
           <w:szCs w:val="32"/>
         </w:rPr>
-        <w:t xml:space="preserve">二、〔通知事项二〕</w:t>
-      </w:r>
-    </w:p>
-    <w:p>
-      <w:pPr>
-        <w:spacing w:after="0" w:line="580" w:lineRule="exact"/>
-        <w:ind w:firstLine="640"/>
-      </w:pPr>
-      <w:r>
-        <w:rPr>
-          <w:rFonts w:ascii="Times New Roman" w:cs="Times New Roman" w:eastAsia="仿宋" w:hAnsi="Times New Roman"/>
+        <w:t>年</w:t>
+      </w:r>
+      <w:r>
+        <w:rPr>
+          <w:rFonts w:eastAsia="仿宋"/>
           <w:color w:val="000000"/>
           <w:sz w:val="32"/>
           <w:szCs w:val="32"/>
         </w:rPr>
-        <w:t xml:space="preserve">〔具体内容。〕</w:t>
-      </w:r>
-    </w:p>
-    <w:p>
-      <w:pPr>
-        <w:spacing w:after="0" w:line="580" w:lineRule="exact"/>
-        <w:ind w:firstLine="640"/>
-      </w:pPr>
-      <w:r>
-        <w:rPr>
-          <w:rFonts w:ascii="Times New Roman" w:cs="Times New Roman" w:eastAsia="黑体" w:hAnsi="Times New Roman"/>
+        <w:t>8</w:t>
+      </w:r>
+      <w:r>
+        <w:rPr>
+          <w:rFonts w:eastAsia="仿宋"/>
           <w:color w:val="000000"/>
           <w:sz w:val="32"/>
           <w:szCs w:val="32"/>
         </w:rPr>
-        <w:t xml:space="preserve">三、〔通知事项三（如无可删除）〕</w:t>
-      </w:r>
-    </w:p>
-    <w:p>
-      <w:pPr>
-        <w:spacing w:after="0" w:line="580" w:lineRule="exact"/>
-        <w:ind w:firstLine="640"/>
-      </w:pPr>
-      <w:r>
-        <w:rPr>
-          <w:rFonts w:ascii="Times New Roman" w:cs="Times New Roman" w:eastAsia="仿宋" w:hAnsi="Times New Roman"/>
+        <w:t>月</w:t>
+      </w:r>
+      <w:r>
+        <w:rPr>
+          <w:rFonts w:eastAsia="仿宋"/>
           <w:color w:val="000000"/>
           <w:sz w:val="32"/>
           <w:szCs w:val="32"/>
         </w:rPr>
-        <w:t xml:space="preserve">〔具体内容。〕</w:t>
-      </w:r>
-    </w:p>
-    <w:p>
-      <w:pPr>
-        <w:spacing w:after="0" w:line="580" w:lineRule="exact"/>
-        <w:ind w:firstLine="640"/>
-      </w:pPr>
-      <w:r>
-        <w:rPr>
-          <w:rFonts w:ascii="Times New Roman" w:cs="Times New Roman" w:eastAsia="仿宋" w:hAnsi="Times New Roman"/>
+        <w:t>4</w:t>
+      </w:r>
+      <w:r>
+        <w:rPr>
+          <w:rFonts w:eastAsia="仿宋"/>
           <w:color w:val="000000"/>
           <w:sz w:val="32"/>
           <w:szCs w:val="32"/>
         </w:rPr>
-        <w:t xml:space="preserve">特此通知。</w:t>
-      </w:r>
-    </w:p>
-    <w:p>
-      <w:pPr>
-        <w:spacing w:after="0" w:before="580" w:line="580" w:lineRule="exact"/>
+        <w:t>日〕</w:t>
+      </w:r>
+    </w:p>
+    <w:p>
+      <w:pPr>
+        <w:spacing w:line="580" w:lineRule="exact"/>
         <w:ind w:left="640"/>
       </w:pPr>
       <w:r>
         <w:rPr>
-          <w:rFonts w:ascii="Times New Roman" w:cs="Times New Roman" w:eastAsia="仿宋" w:hAnsi="Times New Roman"/>
+          <w:rFonts w:eastAsia="仿宋"/>
           <w:color w:val="000000"/>
           <w:sz w:val="32"/>
           <w:szCs w:val="32"/>
         </w:rPr>
-        <w:t xml:space="preserve">附件：〔附件名称（无附件时整行删除）〕</w:t>
-      </w:r>
-    </w:p>
-    <w:p>
-      <w:pPr>
-        <w:spacing w:after="0" w:before="1160" w:line="580" w:lineRule="exact"/>
-        <w:ind w:right="2240"/>
-        <w:jc w:val="right"/>
-      </w:pPr>
-      <w:r>
-        <w:rPr>
-          <w:rFonts w:ascii="Times New Roman" w:cs="Times New Roman" w:eastAsia="仿宋" w:hAnsi="Times New Roman"/>
-          <w:color w:val="000000"/>
-          <w:sz w:val="32"/>
-          <w:szCs w:val="32"/>
-        </w:rPr>
-        <w:t xml:space="preserve">〔发文机关全称〕</w:t>
-      </w:r>
-    </w:p>
-    <w:p>
-      <w:pPr>
-        <w:spacing w:after="0" w:line="580" w:lineRule="exact"/>
-        <w:ind w:right="1280"/>
-        <w:jc w:val="right"/>
-      </w:pPr>
-      <w:r>
-        <w:rPr>
-          <w:rFonts w:ascii="Times New Roman" w:cs="Times New Roman" w:eastAsia="仿宋" w:hAnsi="Times New Roman"/>
-          <w:color w:val="000000"/>
-          <w:sz w:val="32"/>
-          <w:szCs w:val="32"/>
-        </w:rPr>
-        <w:t xml:space="preserve">〔2026年8月4日〕</w:t>
-      </w:r>
-    </w:p>
-    <w:p>
-      <w:pPr>
-        <w:spacing w:after="0" w:line="580" w:lineRule="exact"/>
-        <w:ind w:left="640"/>
-      </w:pPr>
-      <w:r>
-        <w:rPr>
-          <w:rFonts w:ascii="Times New Roman" w:cs="Times New Roman" w:eastAsia="仿宋" w:hAnsi="Times New Roman"/>
-          <w:color w:val="000000"/>
-          <w:sz w:val="32"/>
-          <w:szCs w:val="32"/>
-        </w:rPr>
-        <w:t xml:space="preserve">（联系人：〔姓名〕，联系电话：〔电话号码〕）（如无可删除）</w:t>
+        <w:t>（联系人：〔姓名〕，联系电话：〔电话号码〕）（如无可删除）</w:t>
       </w:r>
     </w:p>
     <w:p>
       <w:pPr>
         <w:pBdr>
-          <w:bottom w:val="single" w:color="000000" w:sz="8" w:space="1"/>
+          <w:bottom w:val="single" w:sz="8" w:space="1" w:color="000000"/>
         </w:pBdr>
-        <w:spacing w:after="0" w:before="580" w:line="60" w:lineRule="exact"/>
-      </w:pPr>
-      <w:r>
-        <w:rPr>
-          <w:rFonts w:ascii="Times New Roman" w:cs="Times New Roman" w:eastAsia="仿宋" w:hAnsi="Times New Roman"/>
-          <w:color w:val="000000"/>
-          <w:sz w:val="32"/>
-          <w:szCs w:val="32"/>
-        </w:rPr>
-        <w:t xml:space="preserve"/>
-      </w:r>
-    </w:p>
-    <w:p>
-      <w:pPr>
-        <w:spacing w:after="0" w:line="580" w:lineRule="exact"/>
-        <w:ind w:left="280" w:right="280"/>
-      </w:pPr>
-      <w:r>
-        <w:rPr>
-          <w:rFonts w:ascii="Times New Roman" w:cs="Times New Roman" w:eastAsia="仿宋" w:hAnsi="Times New Roman"/>
+        <w:spacing w:before="580" w:line="60" w:lineRule="exact"/>
+      </w:pPr>
+    </w:p>
+    <w:p>
+      <w:pPr>
+        <w:spacing w:line="580" w:lineRule="exact"/>
+        <w:ind w:left="1120" w:right="280" w:hanging="840"/>
+      </w:pPr>
+      <w:r>
+        <w:rPr>
+          <w:rFonts w:eastAsia="仿宋"/>
           <w:color w:val="000000"/>
           <w:sz w:val="28"/>
           <w:szCs w:val="28"/>
         </w:rPr>
-        <w:t xml:space="preserve">抄送：〔抄送机关名称（无抄送时删除本行及下方细分隔线）〕。</w:t>
+        <w:t>抄送：〔抄送机关名称（无抄送时删除本行及下方细分隔线）〕。</w:t>
       </w:r>
     </w:p>
     <w:p>
       <w:pPr>
         <w:pBdr>
-          <w:bottom w:val="single" w:color="000000" w:sz="6" w:space="1"/>
+          <w:bottom w:val="single" w:sz="6" w:space="1" w:color="000000"/>
         </w:pBdr>
-        <w:spacing w:after="0" w:line="60" w:lineRule="exact"/>
-      </w:pPr>
-      <w:r>
-        <w:rPr>
-          <w:rFonts w:ascii="Times New Roman" w:cs="Times New Roman" w:eastAsia="仿宋" w:hAnsi="Times New Roman"/>
-          <w:color w:val="000000"/>
-          <w:sz w:val="32"/>
-          <w:szCs w:val="32"/>
-        </w:rPr>
-        <w:t xml:space="preserve"/>
-      </w:r>
-    </w:p>
-    <w:p>
-      <w:pPr>
-        <w:spacing w:after="0" w:line="580" w:lineRule="exact"/>
-        <w:ind w:left="280"/>
-      </w:pPr>
-      <w:r>
-        <w:rPr>
-          <w:rFonts w:ascii="Times New Roman" w:cs="Times New Roman" w:eastAsia="仿宋" w:hAnsi="Times New Roman"/>
+        <w:spacing w:line="60" w:lineRule="exact"/>
+      </w:pPr>
+    </w:p>
+    <w:p>
+      <w:pPr>
+        <w:tabs>
+          <w:tab w:val="right" w:pos="8565"/>
+        </w:tabs>
+        <w:spacing w:line="580" w:lineRule="exact"/>
+        <w:ind w:left="280" w:right="280"/>
+      </w:pPr>
+      <w:r>
+        <w:rPr>
+          <w:rFonts w:eastAsia="仿宋"/>
           <w:color w:val="000000"/>
           <w:sz w:val="28"/>
           <w:szCs w:val="28"/>
         </w:rPr>
-        <w:t xml:space="preserve">〔印发机关全称〕</w:t>
-      </w:r>
-      <w:r>
-        <w:rPr>
-          <w:rFonts w:ascii="Times New Roman" w:cs="Times New Roman" w:eastAsia="仿宋" w:hAnsi="Times New Roman"/>
+        <w:t>〔印发机关全称〕</w:t>
+      </w:r>
+      <w:r>
+        <w:rPr>
+          <w:rFonts w:eastAsia="仿宋"/>
           <w:sz w:val="28"/>
           <w:szCs w:val="28"/>
         </w:rPr>
         <w:tab/>
-        <w:t xml:space="preserve">〔2026年8月4日〕印发</w:t>
+      </w:r>
+      <w:r>
+        <w:rPr>
+          <w:rFonts w:eastAsia="仿宋"/>
+          <w:sz w:val="28"/>
+          <w:szCs w:val="28"/>
+        </w:rPr>
+        <w:t>〔</w:t>
+      </w:r>
+      <w:r>
+        <w:rPr>
+          <w:rFonts w:eastAsia="仿宋"/>
+          <w:sz w:val="28"/>
+          <w:szCs w:val="28"/>
+        </w:rPr>
+        <w:t>2026</w:t>
+      </w:r>
+      <w:r>
+        <w:rPr>
+          <w:rFonts w:eastAsia="仿宋"/>
+          <w:sz w:val="28"/>
+          <w:szCs w:val="28"/>
+        </w:rPr>
+        <w:t>年</w:t>
+      </w:r>
+      <w:r>
+        <w:rPr>
+          <w:rFonts w:eastAsia="仿宋"/>
+          <w:sz w:val="28"/>
+          <w:szCs w:val="28"/>
+        </w:rPr>
+        <w:t>8</w:t>
+      </w:r>
+      <w:r>
+        <w:rPr>
+          <w:rFonts w:eastAsia="仿宋"/>
+          <w:sz w:val="28"/>
+          <w:szCs w:val="28"/>
+        </w:rPr>
+        <w:t>月</w:t>
+      </w:r>
+      <w:r>
+        <w:rPr>
+          <w:rFonts w:eastAsia="仿宋"/>
+          <w:sz w:val="28"/>
+          <w:szCs w:val="28"/>
+        </w:rPr>
+        <w:t>4</w:t>
+      </w:r>
+      <w:r>
+        <w:rPr>
+          <w:rFonts w:eastAsia="仿宋"/>
+          <w:sz w:val="28"/>
+          <w:szCs w:val="28"/>
+        </w:rPr>
+        <w:t>日〕印发</w:t>
       </w:r>
     </w:p>
     <w:p>
       <w:pPr>
         <w:pBdr>
-          <w:bottom w:val="single" w:color="000000" w:sz="8" w:space="1"/>
+          <w:bottom w:val="single" w:sz="8" w:space="1" w:color="000000"/>
         </w:pBdr>
-        <w:spacing w:after="0" w:line="60" w:lineRule="exact"/>
-      </w:pPr>
-      <w:r>
-        <w:rPr>
-          <w:rFonts w:ascii="Times New Roman" w:cs="Times New Roman" w:eastAsia="仿宋" w:hAnsi="Times New Roman"/>
-          <w:color w:val="000000"/>
-          <w:sz w:val="32"/>
-          <w:szCs w:val="32"/>
-        </w:rPr>
-        <w:t xml:space="preserve"/>
-      </w:r>
+        <w:spacing w:line="60" w:lineRule="exact"/>
+      </w:pPr>
     </w:p>
     <w:sectPr>
-      <w:headerReference w:type="first" r:id="rId10"/>
-      <w:headerReference w:type="default" r:id="rId11"/>
-      <w:headerReference w:type="even" r:id="rId12"/>
-      <w:footerReference w:type="default" r:id="rId7"/>
-      <w:footerReference w:type="even" r:id="rId8"/>
-      <w:footerReference w:type="first" r:id="rId13"/>
-      <w:pgSz w:w="11906" w:h="16838" w:orient="portrait"/>
+      <w:headerReference w:type="even" r:id="rId7"/>
+      <w:headerReference w:type="default" r:id="rId8"/>
+      <w:headerReference w:type="first" r:id="rId11"/>
+      <w:footerReference w:type="even" r:id="rId9"/>
+      <w:footerReference w:type="default" r:id="rId10"/>
+      <w:footerReference w:type="first" r:id="rId12"/>
+      <w:pgSz w:w="11906" w:h="16838"/>
       <w:pgMar w:top="2098" w:right="1474" w:bottom="1984" w:left="1587" w:header="708" w:footer="1190" w:gutter="0"/>
-      <w:pgNumType/>
+      <w:cols w:space="720"/>
       <w:docGrid w:linePitch="360"/>
     </w:sectPr>
   </w:body>
 </w:document>
 </file>
 
-<file path=word/comments.xml><?xml version="1.0" encoding="utf-8"?>
-<w:comments xmlns:cx="http://schemas.microsoft.com/office/drawing/2014/chartex" xmlns:cx1="http://schemas.microsoft.com/office/drawing/2015/9/8/chartex" xmlns:cx2="http://schemas.microsoft.com/office/drawing/2015/10/21/chartex" xmlns:cx3="http://schemas.microsoft.com/office/drawing/2016/5/9/chartex" xmlns:cx4="http://schemas.microsoft.com/office/drawing/2016/5/10/chartex" xmlns:cx5="http://schemas.microsoft.com/office/drawing/2016/5/11/chartex" xmlns:cx6="http://schemas.microsoft.com/office/drawing/2016/5/12/chartex" xmlns:cx7="http://schemas.microsoft.com/office/drawing/2016/5/13/chartex" xmlns:cx8="http://schemas.microsoft.com/office/drawing/2016/5/14/chartex" xmlns:mc="http://schemas.openxmlformats.org/markup-compatibility/2006" xmlns:aink="http://schemas.microsoft.com/office/drawing/2016/ink" xmlns:am3d="http://schemas.microsoft.com/office/drawing/2017/model3d" xmlns:o="urn:schemas-microsoft-com:office:office" xmlns:r="http://schemas.openxmlformats.org/officeDocument/2006/relationships" xmlns:m="http://schemas.openxmlformats.org/officeDocument/2006/math" xmlns:v="urn:schemas-microsoft-com:vml" xmlns:wp14="http://schemas.microsoft.com/office/word/2010/wordprocessingDrawing" xmlns:wp="http://schemas.openxmlformats.org/drawingml/2006/wordprocessingDrawing" xmlns:w10="urn:schemas-microsoft-com:office:word" xmlns:w="http://schemas.openxmlformats.org/wordprocessingml/2006/main" xmlns:w14="http://schemas.microsoft.com/office/word/2010/wordml" xmlns:w15="http://schemas.microsoft.com/office/word/2012/wordml" xmlns:w16cex="http://schemas.microsoft.com/office/word/2018/wordml/cex" xmlns:w16cid="http://schemas.microsoft.com/office/word/2016/wordml/cid" xmlns:w16="http://schemas.microsoft.com/office/word/2018/wordml" xmlns:w16sdtdh="http://schemas.microsoft.com/office/word/2020/wordml/sdtdatahash" xmlns:w16se="http://schemas.microsoft.com/office/word/2015/wordml/symex" xmlns:wpg="http://schemas.microsoft.com/office/word/2010/wordprocessingGroup" xmlns:wpi="http://schemas.microsoft.com/office/word/2010/wordprocessingInk" xmlns:wne="http://schemas.microsoft.com/office/word/2006/wordml" xmlns:wps="http://schemas.microsoft.com/office/word/2010/wordprocessingShape"/>
-</file>
-
 <file path=word/endnotes.xml><?xml version="1.0" encoding="utf-8"?>
-<w:endnotes xmlns:wpc="http://schemas.microsoft.com/office/word/2010/wordprocessingCanvas" xmlns:mc="http://schemas.openxmlformats.org/markup-compatibility/2006" xmlns:o="urn:schemas-microsoft-com:office:office" xmlns:r="http://schemas.openxmlformats.org/officeDocument/2006/relationships" xmlns:m="http://schemas.openxmlformats.org/officeDocument/2006/math" xmlns:v="urn:schemas-microsoft-com:vml" xmlns:wp14="http://schemas.microsoft.com/office/word/2010/wordprocessingDrawing" xmlns:wp="http://schemas.openxmlformats.org/drawingml/2006/wordprocessingDrawing" xmlns:w10="urn:schemas-microsoft-com:office:word" xmlns:w="http://schemas.openxmlformats.org/wordprocessingml/2006/main" xmlns:w14="http://schemas.microsoft.com/office/word/2010/wordml" xmlns:w15="http://schemas.microsoft.com/office/word/2012/wordml" xmlns:wpg="http://schemas.microsoft.com/office/word/2010/wordprocessingGroup" xmlns:wpi="http://schemas.microsoft.com/office/word/2010/wordprocessingInk" xmlns:wne="http://schemas.microsoft.com/office/word/2006/wordml" xmlns:wps="http://schemas.microsoft.com/office/word/2010/wordprocessingShape" mc:Ignorable="w14 w15 wp14">
+<w:endnotes xmlns:wpc="http://schemas.microsoft.com/office/word/2010/wordprocessingCanvas" xmlns:cx="http://schemas.microsoft.com/office/drawing/2014/chartex" xmlns:cx1="http://schemas.microsoft.com/office/drawing/2015/9/8/chartex" xmlns:cx2="http://schemas.microsoft.com/office/drawing/2015/10/21/chartex" xmlns:cx3="http://schemas.microsoft.com/office/drawing/2016/5/9/chartex" xmlns:cx4="http://schemas.microsoft.com/office/drawing/2016/5/10/chartex" xmlns:cx5="http://schemas.microsoft.com/office/drawing/2016/5/11/chartex" xmlns:cx6="http://schemas.microsoft.com/office/drawing/2016/5/12/chartex" xmlns:cx7="http://schemas.microsoft.com/office/drawing/2016/5/13/chartex" xmlns:cx8="http://schemas.microsoft.com/office/drawing/2016/5/14/chartex" xmlns:mc="http://schemas.openxmlformats.org/markup-compatibility/2006" xmlns:m="http://schemas.openxmlformats.org/officeDocument/2006/math" xmlns:aink="http://schemas.microsoft.com/office/drawing/2016/ink" xmlns:am3d="http://schemas.microsoft.com/office/drawing/2017/model3d" xmlns:oel="http://schemas.microsoft.com/office/2019/extlst" xmlns:r="http://schemas.openxmlformats.org/officeDocument/2006/relationships" xmlns:wp14="http://schemas.microsoft.com/office/word/2010/wordprocessingDrawing" xmlns:wp="http://schemas.openxmlformats.org/drawingml/2006/wordprocessingDrawing" xmlns:wpg="http://schemas.microsoft.com/office/word/2010/wordprocessingGroup" xmlns:wpi="http://schemas.microsoft.com/office/word/2010/wordprocessingInk" xmlns:wps="http://schemas.microsoft.com/office/word/2010/wordprocessingShape" xmlns:o="urn:schemas-microsoft-com:office:office" xmlns:v="urn:schemas-microsoft-com:vml" xmlns:w10="urn:schemas-microsoft-com:office:word" xmlns:w="http://schemas.openxmlformats.org/wordprocessingml/2006/main" xmlns:w14="http://schemas.microsoft.com/office/word/2010/wordml" xmlns:w15="http://schemas.microsoft.com/office/word/2012/wordml" xmlns:w16cex="http://schemas.microsoft.com/office/word/2018/wordml/cex" xmlns:w16cid="http://schemas.microsoft.com/office/word/2016/wordml/cid" xmlns:w16="http://schemas.microsoft.com/office/word/2018/wordml" xmlns:w16sdtdh="http://schemas.microsoft.com/office/word/2020/wordml/sdtdatahash" xmlns:w16sdtfl="http://schemas.microsoft.com/office/word/2024/wordml/sdtformatlock" xmlns:w16se="http://schemas.microsoft.com/office/word/2015/wordml/symex" xmlns:w16du="http://schemas.microsoft.com/office/word/2023/wordml/word16du" xmlns:wne="http://schemas.microsoft.com/office/word/2006/wordml" mc:Ignorable="w14 w15 w16se w16cid w16 w16cex w16sdtdh w16sdtfl w16du wp14">
   <w:endnote w:type="separator" w:id="-1">
     <w:p>
-      <w:pPr>
-        <w:spacing w:after="0" w:line="240" w:lineRule="auto"/>
-      </w:pPr>
-      <w:r>
-        <w:rPr>
-          <w:rStyle w:val="EndnoteReference"/>
-        </w:rPr>
-        <w:endnoteRef/>
-      </w:r>
       <w:r>
         <w:separator/>
       </w:r>
@@ -420,15 +428,6 @@
   </w:endnote>
   <w:endnote w:type="continuationSeparator" w:id="0">
     <w:p>
-      <w:pPr>
-        <w:spacing w:after="0" w:line="240" w:lineRule="auto"/>
-      </w:pPr>
-      <w:r>
-        <w:rPr>
-          <w:rStyle w:val="EndnoteReference"/>
-        </w:rPr>
-        <w:endnoteRef/>
-      </w:r>
       <w:r>
         <w:continuationSeparator/>
       </w:r>
@@ -438,15 +437,14 @@
 </file>
 
 <file path=word/footer1.xml><?xml version="1.0" encoding="utf-8"?>
-<w:ftr xmlns:wpc="http://schemas.microsoft.com/office/word/2010/wordprocessingCanvas" xmlns:mc="http://schemas.openxmlformats.org/markup-compatibility/2006" xmlns:o="urn:schemas-microsoft-com:office:office" xmlns:r="http://schemas.openxmlformats.org/officeDocument/2006/relationships" xmlns:m="http://schemas.openxmlformats.org/officeDocument/2006/math" xmlns:v="urn:schemas-microsoft-com:vml" xmlns:wp14="http://schemas.microsoft.com/office/word/2010/wordprocessingDrawing" xmlns:wp="http://schemas.openxmlformats.org/drawingml/2006/wordprocessingDrawing" xmlns:w10="urn:schemas-microsoft-com:office:word" xmlns:w="http://schemas.openxmlformats.org/wordprocessingml/2006/main" xmlns:w14="http://schemas.microsoft.com/office/word/2010/wordml" xmlns:w15="http://schemas.microsoft.com/office/word/2012/wordml" xmlns:wpg="http://schemas.microsoft.com/office/word/2010/wordprocessingGroup" xmlns:wpi="http://schemas.microsoft.com/office/word/2010/wordprocessingInk" xmlns:wne="http://schemas.microsoft.com/office/word/2006/wordml" xmlns:wps="http://schemas.microsoft.com/office/word/2010/wordprocessingShape">
+<w:ftr xmlns:wpc="http://schemas.microsoft.com/office/word/2010/wordprocessingCanvas" xmlns:cx="http://schemas.microsoft.com/office/drawing/2014/chartex" xmlns:cx1="http://schemas.microsoft.com/office/drawing/2015/9/8/chartex" xmlns:cx2="http://schemas.microsoft.com/office/drawing/2015/10/21/chartex" xmlns:cx3="http://schemas.microsoft.com/office/drawing/2016/5/9/chartex" xmlns:cx4="http://schemas.microsoft.com/office/drawing/2016/5/10/chartex" xmlns:cx5="http://schemas.microsoft.com/office/drawing/2016/5/11/chartex" xmlns:cx6="http://schemas.microsoft.com/office/drawing/2016/5/12/chartex" xmlns:cx7="http://schemas.microsoft.com/office/drawing/2016/5/13/chartex" xmlns:cx8="http://schemas.microsoft.com/office/drawing/2016/5/14/chartex" xmlns:mc="http://schemas.openxmlformats.org/markup-compatibility/2006" xmlns:m="http://schemas.openxmlformats.org/officeDocument/2006/math" xmlns:aink="http://schemas.microsoft.com/office/drawing/2016/ink" xmlns:am3d="http://schemas.microsoft.com/office/drawing/2017/model3d" xmlns:oel="http://schemas.microsoft.com/office/2019/extlst" xmlns:r="http://schemas.openxmlformats.org/officeDocument/2006/relationships" xmlns:wp14="http://schemas.microsoft.com/office/word/2010/wordprocessingDrawing" xmlns:wp="http://schemas.openxmlformats.org/drawingml/2006/wordprocessingDrawing" xmlns:wpg="http://schemas.microsoft.com/office/word/2010/wordprocessingGroup" xmlns:wpi="http://schemas.microsoft.com/office/word/2010/wordprocessingInk" xmlns:wps="http://schemas.microsoft.com/office/word/2010/wordprocessingShape" xmlns:o="urn:schemas-microsoft-com:office:office" xmlns:v="urn:schemas-microsoft-com:vml" xmlns:w10="urn:schemas-microsoft-com:office:word" xmlns:w="http://schemas.openxmlformats.org/wordprocessingml/2006/main" xmlns:w14="http://schemas.microsoft.com/office/word/2010/wordml" xmlns:w15="http://schemas.microsoft.com/office/word/2012/wordml" xmlns:w16cex="http://schemas.microsoft.com/office/word/2018/wordml/cex" xmlns:w16cid="http://schemas.microsoft.com/office/word/2016/wordml/cid" xmlns:w16="http://schemas.microsoft.com/office/word/2018/wordml" xmlns:w16sdtdh="http://schemas.microsoft.com/office/word/2020/wordml/sdtdatahash" xmlns:w16sdtfl="http://schemas.microsoft.com/office/word/2024/wordml/sdtformatlock" xmlns:w16se="http://schemas.microsoft.com/office/word/2015/wordml/symex" xmlns:w16du="http://schemas.microsoft.com/office/word/2023/wordml/word16du" xmlns:wne="http://schemas.microsoft.com/office/word/2006/wordml" mc:Ignorable="w14 w15 w16se w16cid w16 w16cex w16sdtdh w16sdtfl w16du wp14">
   <w:p>
     <w:pPr>
-      <w:ind w:right="280"/>
-      <w:jc w:val="right"/>
+      <w:ind w:left="280"/>
     </w:pPr>
     <w:r>
       <w:rPr>
-        <w:rFonts w:ascii="Times New Roman" w:cs="Times New Roman" w:eastAsia="仿宋" w:hAnsi="Times New Roman"/>
+        <w:rFonts w:eastAsia="仿宋"/>
         <w:color w:val="000000"/>
         <w:sz w:val="28"/>
         <w:szCs w:val="28"/>
@@ -455,18 +453,39 @@
     </w:r>
     <w:r>
       <w:rPr>
-        <w:rFonts w:ascii="Times New Roman" w:cs="Times New Roman" w:eastAsia="仿宋" w:hAnsi="Times New Roman"/>
+        <w:rFonts w:eastAsia="仿宋"/>
         <w:sz w:val="28"/>
         <w:szCs w:val="28"/>
       </w:rPr>
       <w:fldChar w:fldCharType="begin"/>
-      <w:instrText xml:space="preserve">PAGE</w:instrText>
+    </w:r>
+    <w:r>
+      <w:rPr>
+        <w:rFonts w:eastAsia="仿宋"/>
+        <w:sz w:val="28"/>
+        <w:szCs w:val="28"/>
+      </w:rPr>
+      <w:instrText>PAGE</w:instrText>
+    </w:r>
+    <w:r>
+      <w:rPr>
+        <w:rFonts w:eastAsia="仿宋"/>
+        <w:sz w:val="28"/>
+        <w:szCs w:val="28"/>
+      </w:rPr>
       <w:fldChar w:fldCharType="separate"/>
+    </w:r>
+    <w:r>
+      <w:rPr>
+        <w:rFonts w:eastAsia="仿宋"/>
+        <w:sz w:val="28"/>
+        <w:szCs w:val="28"/>
+      </w:rPr>
       <w:fldChar w:fldCharType="end"/>
     </w:r>
     <w:r>
       <w:rPr>
-        <w:rFonts w:ascii="Times New Roman" w:cs="Times New Roman" w:eastAsia="仿宋" w:hAnsi="Times New Roman"/>
+        <w:rFonts w:eastAsia="仿宋"/>
         <w:color w:val="000000"/>
         <w:sz w:val="28"/>
         <w:szCs w:val="28"/>
@@ -478,15 +497,15 @@
 </file>
 
 <file path=word/footer2.xml><?xml version="1.0" encoding="utf-8"?>
-<w:ftr xmlns:wpc="http://schemas.microsoft.com/office/word/2010/wordprocessingCanvas" xmlns:mc="http://schemas.openxmlformats.org/markup-compatibility/2006" xmlns:o="urn:schemas-microsoft-com:office:office" xmlns:r="http://schemas.openxmlformats.org/officeDocument/2006/relationships" xmlns:m="http://schemas.openxmlformats.org/officeDocument/2006/math" xmlns:v="urn:schemas-microsoft-com:vml" xmlns:wp14="http://schemas.microsoft.com/office/word/2010/wordprocessingDrawing" xmlns:wp="http://schemas.openxmlformats.org/drawingml/2006/wordprocessingDrawing" xmlns:w10="urn:schemas-microsoft-com:office:word" xmlns:w="http://schemas.openxmlformats.org/wordprocessingml/2006/main" xmlns:w14="http://schemas.microsoft.com/office/word/2010/wordml" xmlns:w15="http://schemas.microsoft.com/office/word/2012/wordml" xmlns:wpg="http://schemas.microsoft.com/office/word/2010/wordprocessingGroup" xmlns:wpi="http://schemas.microsoft.com/office/word/2010/wordprocessingInk" xmlns:wne="http://schemas.microsoft.com/office/word/2006/wordml" xmlns:wps="http://schemas.microsoft.com/office/word/2010/wordprocessingShape">
+<w:ftr xmlns:wpc="http://schemas.microsoft.com/office/word/2010/wordprocessingCanvas" xmlns:cx="http://schemas.microsoft.com/office/drawing/2014/chartex" xmlns:cx1="http://schemas.microsoft.com/office/drawing/2015/9/8/chartex" xmlns:cx2="http://schemas.microsoft.com/office/drawing/2015/10/21/chartex" xmlns:cx3="http://schemas.microsoft.com/office/drawing/2016/5/9/chartex" xmlns:cx4="http://schemas.microsoft.com/office/drawing/2016/5/10/chartex" xmlns:cx5="http://schemas.microsoft.com/office/drawing/2016/5/11/chartex" xmlns:cx6="http://schemas.microsoft.com/office/drawing/2016/5/12/chartex" xmlns:cx7="http://schemas.microsoft.com/office/drawing/2016/5/13/chartex" xmlns:cx8="http://schemas.microsoft.com/office/drawing/2016/5/14/chartex" xmlns:mc="http://schemas.openxmlformats.org/markup-compatibility/2006" xmlns:m="http://schemas.openxmlformats.org/officeDocument/2006/math" xmlns:aink="http://schemas.microsoft.com/office/drawing/2016/ink" xmlns:am3d="http://schemas.microsoft.com/office/drawing/2017/model3d" xmlns:oel="http://schemas.microsoft.com/office/2019/extlst" xmlns:r="http://schemas.openxmlformats.org/officeDocument/2006/relationships" xmlns:wp14="http://schemas.microsoft.com/office/word/2010/wordprocessingDrawing" xmlns:wp="http://schemas.openxmlformats.org/drawingml/2006/wordprocessingDrawing" xmlns:wpg="http://schemas.microsoft.com/office/word/2010/wordprocessingGroup" xmlns:wpi="http://schemas.microsoft.com/office/word/2010/wordprocessingInk" xmlns:wps="http://schemas.microsoft.com/office/word/2010/wordprocessingShape" xmlns:o="urn:schemas-microsoft-com:office:office" xmlns:v="urn:schemas-microsoft-com:vml" xmlns:w10="urn:schemas-microsoft-com:office:word" xmlns:w="http://schemas.openxmlformats.org/wordprocessingml/2006/main" xmlns:w14="http://schemas.microsoft.com/office/word/2010/wordml" xmlns:w15="http://schemas.microsoft.com/office/word/2012/wordml" xmlns:w16cex="http://schemas.microsoft.com/office/word/2018/wordml/cex" xmlns:w16cid="http://schemas.microsoft.com/office/word/2016/wordml/cid" xmlns:w16="http://schemas.microsoft.com/office/word/2018/wordml" xmlns:w16sdtdh="http://schemas.microsoft.com/office/word/2020/wordml/sdtdatahash" xmlns:w16sdtfl="http://schemas.microsoft.com/office/word/2024/wordml/sdtformatlock" xmlns:w16se="http://schemas.microsoft.com/office/word/2015/wordml/symex" xmlns:w16du="http://schemas.microsoft.com/office/word/2023/wordml/word16du" xmlns:wne="http://schemas.microsoft.com/office/word/2006/wordml" mc:Ignorable="w14 w15 w16se w16cid w16 w16cex w16sdtdh w16sdtfl w16du wp14">
   <w:p>
     <w:pPr>
-      <w:ind w:left="280"/>
-      <w:jc w:val="left"/>
+      <w:ind w:right="280"/>
+      <w:jc w:val="right"/>
     </w:pPr>
     <w:r>
       <w:rPr>
-        <w:rFonts w:ascii="Times New Roman" w:cs="Times New Roman" w:eastAsia="仿宋" w:hAnsi="Times New Roman"/>
+        <w:rFonts w:eastAsia="仿宋"/>
         <w:color w:val="000000"/>
         <w:sz w:val="28"/>
         <w:szCs w:val="28"/>
@@ -495,18 +514,48 @@
     </w:r>
     <w:r>
       <w:rPr>
-        <w:rFonts w:ascii="Times New Roman" w:cs="Times New Roman" w:eastAsia="仿宋" w:hAnsi="Times New Roman"/>
+        <w:rFonts w:eastAsia="仿宋"/>
         <w:sz w:val="28"/>
         <w:szCs w:val="28"/>
       </w:rPr>
       <w:fldChar w:fldCharType="begin"/>
-      <w:instrText xml:space="preserve">PAGE</w:instrText>
+    </w:r>
+    <w:r>
+      <w:rPr>
+        <w:rFonts w:eastAsia="仿宋"/>
+        <w:sz w:val="28"/>
+        <w:szCs w:val="28"/>
+      </w:rPr>
+      <w:instrText>PAGE</w:instrText>
+    </w:r>
+    <w:r>
+      <w:rPr>
+        <w:rFonts w:eastAsia="仿宋"/>
+        <w:sz w:val="28"/>
+        <w:szCs w:val="28"/>
+      </w:rPr>
       <w:fldChar w:fldCharType="separate"/>
+    </w:r>
+    <w:r>
+      <w:rPr>
+        <w:rFonts w:eastAsia="仿宋"/>
+        <w:noProof/>
+        <w:sz w:val="28"/>
+        <w:szCs w:val="28"/>
+      </w:rPr>
+      <w:t>1</w:t>
+    </w:r>
+    <w:r>
+      <w:rPr>
+        <w:rFonts w:eastAsia="仿宋"/>
+        <w:sz w:val="28"/>
+        <w:szCs w:val="28"/>
+      </w:rPr>
       <w:fldChar w:fldCharType="end"/>
     </w:r>
     <w:r>
       <w:rPr>
-        <w:rFonts w:ascii="Times New Roman" w:cs="Times New Roman" w:eastAsia="仿宋" w:hAnsi="Times New Roman"/>
+        <w:rFonts w:eastAsia="仿宋"/>
         <w:color w:val="000000"/>
         <w:sz w:val="28"/>
         <w:szCs w:val="28"/>
@@ -518,28 +567,19 @@
 </file>
 
 <file path=word/footer3.xml><?xml version="1.0" encoding="utf-8"?>
-<w:ftr xmlns:m="http://schemas.openxmlformats.org/officeDocument/2006/math" xmlns:mc="http://schemas.openxmlformats.org/markup-compatibility/2006" xmlns:mo="http://schemas.microsoft.com/office/mac/office/2008/main" xmlns:mv="urn:schemas-microsoft-com:mac:vml" xmlns:o="urn:schemas-microsoft-com:office:office" xmlns:r="http://schemas.openxmlformats.org/officeDocument/2006/relationships" xmlns:v="urn:schemas-microsoft-com:vml" xmlns:w10="urn:schemas-microsoft-com:office:word" xmlns:w14="http://schemas.microsoft.com/office/word/2010/wordml" xmlns:w="http://schemas.openxmlformats.org/wordprocessingml/2006/main" xmlns:wne="http://schemas.microsoft.com/office/word/2006/wordml" xmlns:wp14="http://schemas.microsoft.com/office/word/2010/wordprocessingDrawing" xmlns:wp="http://schemas.openxmlformats.org/drawingml/2006/wordprocessingDrawing" xmlns:wpc="http://schemas.microsoft.com/office/word/2010/wordprocessingCanvas" xmlns:wpg="http://schemas.microsoft.com/office/word/2010/wordprocessingGroup" xmlns:wpi="http://schemas.microsoft.com/office/word/2010/wordprocessingInk" xmlns:wps="http://schemas.microsoft.com/office/word/2010/wordprocessingShape" mc:Ignorable="w14 wp14">
+<w:ftr xmlns:wpc="http://schemas.microsoft.com/office/word/2010/wordprocessingCanvas" xmlns:cx="http://schemas.microsoft.com/office/drawing/2014/chartex" xmlns:cx1="http://schemas.microsoft.com/office/drawing/2015/9/8/chartex" xmlns:cx2="http://schemas.microsoft.com/office/drawing/2015/10/21/chartex" xmlns:cx3="http://schemas.microsoft.com/office/drawing/2016/5/9/chartex" xmlns:cx4="http://schemas.microsoft.com/office/drawing/2016/5/10/chartex" xmlns:cx5="http://schemas.microsoft.com/office/drawing/2016/5/11/chartex" xmlns:cx6="http://schemas.microsoft.com/office/drawing/2016/5/12/chartex" xmlns:cx7="http://schemas.microsoft.com/office/drawing/2016/5/13/chartex" xmlns:cx8="http://schemas.microsoft.com/office/drawing/2016/5/14/chartex" xmlns:mc="http://schemas.openxmlformats.org/markup-compatibility/2006" xmlns:m="http://schemas.openxmlformats.org/officeDocument/2006/math" xmlns:aink="http://schemas.microsoft.com/office/drawing/2016/ink" xmlns:am3d="http://schemas.microsoft.com/office/drawing/2017/model3d" xmlns:oel="http://schemas.microsoft.com/office/2019/extlst" xmlns:r="http://schemas.openxmlformats.org/officeDocument/2006/relationships" xmlns:wp14="http://schemas.microsoft.com/office/word/2010/wordprocessingDrawing" xmlns:wp="http://schemas.openxmlformats.org/drawingml/2006/wordprocessingDrawing" xmlns:wpg="http://schemas.microsoft.com/office/word/2010/wordprocessingGroup" xmlns:wpi="http://schemas.microsoft.com/office/word/2010/wordprocessingInk" xmlns:wps="http://schemas.microsoft.com/office/word/2010/wordprocessingShape" xmlns:o="urn:schemas-microsoft-com:office:office" xmlns:v="urn:schemas-microsoft-com:vml" xmlns:w10="urn:schemas-microsoft-com:office:word" xmlns:w="http://schemas.openxmlformats.org/wordprocessingml/2006/main" xmlns:w14="http://schemas.microsoft.com/office/word/2010/wordml" xmlns:w15="http://schemas.microsoft.com/office/word/2012/wordml" xmlns:w16cex="http://schemas.microsoft.com/office/word/2018/wordml/cex" xmlns:w16cid="http://schemas.microsoft.com/office/word/2016/wordml/cid" xmlns:w16="http://schemas.microsoft.com/office/word/2018/wordml" xmlns:w16sdtdh="http://schemas.microsoft.com/office/word/2020/wordml/sdtdatahash" xmlns:w16sdtfl="http://schemas.microsoft.com/office/word/2024/wordml/sdtformatlock" xmlns:w16se="http://schemas.microsoft.com/office/word/2015/wordml/symex" xmlns:w16du="http://schemas.microsoft.com/office/word/2023/wordml/word16du" xmlns:wne="http://schemas.microsoft.com/office/word/2006/wordml" mc:Ignorable="w14 w15 w16se w16cid w16 w16cex w16sdtdh w16sdtfl w16du wp14">
   <w:p>
     <w:pPr>
-      <w:pStyle w:val="Footer"/>
+      <w:pStyle w:val="a4"/>
     </w:pPr>
   </w:p>
 </w:ftr>
 </file>
 
 <file path=word/footnotes.xml><?xml version="1.0" encoding="utf-8"?>
-<w:footnotes xmlns:wpc="http://schemas.microsoft.com/office/word/2010/wordprocessingCanvas" xmlns:mc="http://schemas.openxmlformats.org/markup-compatibility/2006" xmlns:o="urn:schemas-microsoft-com:office:office" xmlns:r="http://schemas.openxmlformats.org/officeDocument/2006/relationships" xmlns:m="http://schemas.openxmlformats.org/officeDocument/2006/math" xmlns:v="urn:schemas-microsoft-com:vml" xmlns:wp14="http://schemas.microsoft.com/office/word/2010/wordprocessingDrawing" xmlns:wp="http://schemas.openxmlformats.org/drawingml/2006/wordprocessingDrawing" xmlns:w10="urn:schemas-microsoft-com:office:word" xmlns:w="http://schemas.openxmlformats.org/wordprocessingml/2006/main" xmlns:w14="http://schemas.microsoft.com/office/word/2010/wordml" xmlns:w15="http://schemas.microsoft.com/office/word/2012/wordml" xmlns:wpg="http://schemas.microsoft.com/office/word/2010/wordprocessingGroup" xmlns:wpi="http://schemas.microsoft.com/office/word/2010/wordprocessingInk" xmlns:wne="http://schemas.microsoft.com/office/word/2006/wordml" xmlns:wps="http://schemas.microsoft.com/office/word/2010/wordprocessingShape" mc:Ignorable="w14 w15 wp14">
+<w:footnotes xmlns:wpc="http://schemas.microsoft.com/office/word/2010/wordprocessingCanvas" xmlns:cx="http://schemas.microsoft.com/office/drawing/2014/chartex" xmlns:cx1="http://schemas.microsoft.com/office/drawing/2015/9/8/chartex" xmlns:cx2="http://schemas.microsoft.com/office/drawing/2015/10/21/chartex" xmlns:cx3="http://schemas.microsoft.com/office/drawing/2016/5/9/chartex" xmlns:cx4="http://schemas.microsoft.com/office/drawing/2016/5/10/chartex" xmlns:cx5="http://schemas.microsoft.com/office/drawing/2016/5/11/chartex" xmlns:cx6="http://schemas.microsoft.com/office/drawing/2016/5/12/chartex" xmlns:cx7="http://schemas.microsoft.com/office/drawing/2016/5/13/chartex" xmlns:cx8="http://schemas.microsoft.com/office/drawing/2016/5/14/chartex" xmlns:mc="http://schemas.openxmlformats.org/markup-compatibility/2006" xmlns:m="http://schemas.openxmlformats.org/officeDocument/2006/math" xmlns:aink="http://schemas.microsoft.com/office/drawing/2016/ink" xmlns:am3d="http://schemas.microsoft.com/office/drawing/2017/model3d" xmlns:oel="http://schemas.microsoft.com/office/2019/extlst" xmlns:r="http://schemas.openxmlformats.org/officeDocument/2006/relationships" xmlns:wp14="http://schemas.microsoft.com/office/word/2010/wordprocessingDrawing" xmlns:wp="http://schemas.openxmlformats.org/drawingml/2006/wordprocessingDrawing" xmlns:wpg="http://schemas.microsoft.com/office/word/2010/wordprocessingGroup" xmlns:wpi="http://schemas.microsoft.com/office/word/2010/wordprocessingInk" xmlns:wps="http://schemas.microsoft.com/office/word/2010/wordprocessingShape" xmlns:o="urn:schemas-microsoft-com:office:office" xmlns:v="urn:schemas-microsoft-com:vml" xmlns:w10="urn:schemas-microsoft-com:office:word" xmlns:w="http://schemas.openxmlformats.org/wordprocessingml/2006/main" xmlns:w14="http://schemas.microsoft.com/office/word/2010/wordml" xmlns:w15="http://schemas.microsoft.com/office/word/2012/wordml" xmlns:w16cex="http://schemas.microsoft.com/office/word/2018/wordml/cex" xmlns:w16cid="http://schemas.microsoft.com/office/word/2016/wordml/cid" xmlns:w16="http://schemas.microsoft.com/office/word/2018/wordml" xmlns:w16sdtdh="http://schemas.microsoft.com/office/word/2020/wordml/sdtdatahash" xmlns:w16sdtfl="http://schemas.microsoft.com/office/word/2024/wordml/sdtformatlock" xmlns:w16se="http://schemas.microsoft.com/office/word/2015/wordml/symex" xmlns:w16du="http://schemas.microsoft.com/office/word/2023/wordml/word16du" xmlns:wne="http://schemas.microsoft.com/office/word/2006/wordml" mc:Ignorable="w14 w15 w16se w16cid w16 w16cex w16sdtdh w16sdtfl w16du wp14">
   <w:footnote w:type="separator" w:id="-1">
     <w:p>
-      <w:pPr>
-        <w:spacing w:after="0" w:line="240" w:lineRule="auto"/>
-      </w:pPr>
-      <w:r>
-        <w:rPr>
-          <w:rStyle w:val="FootnoteReference"/>
-        </w:rPr>
-        <w:footnoteRef/>
-      </w:r>
       <w:r>
         <w:separator/>
       </w:r>
@@ -547,15 +587,6 @@
   </w:footnote>
   <w:footnote w:type="continuationSeparator" w:id="0">
     <w:p>
-      <w:pPr>
-        <w:spacing w:after="0" w:line="240" w:lineRule="auto"/>
-      </w:pPr>
-      <w:r>
-        <w:rPr>
-          <w:rStyle w:val="FootnoteReference"/>
-        </w:rPr>
-        <w:footnoteRef/>
-      </w:r>
       <w:r>
         <w:continuationSeparator/>
       </w:r>
@@ -565,14 +596,85 @@
 </file>
 
 <file path=word/header1.xml><?xml version="1.0" encoding="utf-8"?>
-<w:hdr xmlns:m="http://schemas.openxmlformats.org/officeDocument/2006/math" xmlns:mc="http://schemas.openxmlformats.org/markup-compatibility/2006" xmlns:mo="http://schemas.microsoft.com/office/mac/office/2008/main" xmlns:mv="urn:schemas-microsoft-com:mac:vml" xmlns:o="urn:schemas-microsoft-com:office:office" xmlns:r="http://schemas.openxmlformats.org/officeDocument/2006/relationships" xmlns:v="urn:schemas-microsoft-com:vml" xmlns:w10="urn:schemas-microsoft-com:office:word" xmlns:w14="http://schemas.microsoft.com/office/word/2010/wordml" xmlns:w="http://schemas.openxmlformats.org/wordprocessingml/2006/main" xmlns:wne="http://schemas.microsoft.com/office/word/2006/wordml" xmlns:wp14="http://schemas.microsoft.com/office/word/2010/wordprocessingDrawing" xmlns:wp="http://schemas.openxmlformats.org/drawingml/2006/wordprocessingDrawing" xmlns:wpc="http://schemas.microsoft.com/office/word/2010/wordprocessingCanvas" xmlns:wpg="http://schemas.microsoft.com/office/word/2010/wordprocessingGroup" xmlns:wpi="http://schemas.microsoft.com/office/word/2010/wordprocessingInk" xmlns:wps="http://schemas.microsoft.com/office/word/2010/wordprocessingShape" mc:Ignorable="w14 wp14">
+<w:hdr xmlns:wpc="http://schemas.microsoft.com/office/word/2010/wordprocessingCanvas" xmlns:cx="http://schemas.microsoft.com/office/drawing/2014/chartex" xmlns:cx1="http://schemas.microsoft.com/office/drawing/2015/9/8/chartex" xmlns:cx2="http://schemas.microsoft.com/office/drawing/2015/10/21/chartex" xmlns:cx3="http://schemas.microsoft.com/office/drawing/2016/5/9/chartex" xmlns:cx4="http://schemas.microsoft.com/office/drawing/2016/5/10/chartex" xmlns:cx5="http://schemas.microsoft.com/office/drawing/2016/5/11/chartex" xmlns:cx6="http://schemas.microsoft.com/office/drawing/2016/5/12/chartex" xmlns:cx7="http://schemas.microsoft.com/office/drawing/2016/5/13/chartex" xmlns:cx8="http://schemas.microsoft.com/office/drawing/2016/5/14/chartex" xmlns:mc="http://schemas.openxmlformats.org/markup-compatibility/2006" xmlns:m="http://schemas.openxmlformats.org/officeDocument/2006/math" xmlns:aink="http://schemas.microsoft.com/office/drawing/2016/ink" xmlns:am3d="http://schemas.microsoft.com/office/drawing/2017/model3d" xmlns:oel="http://schemas.microsoft.com/office/2019/extlst" xmlns:r="http://schemas.openxmlformats.org/officeDocument/2006/relationships" xmlns:wp14="http://schemas.microsoft.com/office/word/2010/wordprocessingDrawing" xmlns:wp="http://schemas.openxmlformats.org/drawingml/2006/wordprocessingDrawing" xmlns:wpg="http://schemas.microsoft.com/office/word/2010/wordprocessingGroup" xmlns:wpi="http://schemas.microsoft.com/office/word/2010/wordprocessingInk" xmlns:wps="http://schemas.microsoft.com/office/word/2010/wordprocessingShape" xmlns:o="urn:schemas-microsoft-com:office:office" xmlns:v="urn:schemas-microsoft-com:vml" xmlns:w10="urn:schemas-microsoft-com:office:word" xmlns:w="http://schemas.openxmlformats.org/wordprocessingml/2006/main" xmlns:w14="http://schemas.microsoft.com/office/word/2010/wordml" xmlns:w15="http://schemas.microsoft.com/office/word/2012/wordml" xmlns:w16cex="http://schemas.microsoft.com/office/word/2018/wordml/cex" xmlns:w16cid="http://schemas.microsoft.com/office/word/2016/wordml/cid" xmlns:w16="http://schemas.microsoft.com/office/word/2018/wordml" xmlns:w16sdtdh="http://schemas.microsoft.com/office/word/2020/wordml/sdtdatahash" xmlns:w16sdtfl="http://schemas.microsoft.com/office/word/2024/wordml/sdtformatlock" xmlns:w16se="http://schemas.microsoft.com/office/word/2015/wordml/symex" xmlns:w16du="http://schemas.microsoft.com/office/word/2023/wordml/word16du" xmlns:wne="http://schemas.microsoft.com/office/word/2006/wordml" mc:Ignorable="w14 w15 w16se w16cid w16 w16cex w16sdtdh w16sdtfl w16du wp14">
   <w:p>
     <w:pPr>
-      <w:pStyle w:val="Header"/>
+      <w:pStyle w:val="a3"/>
+    </w:pPr>
+  </w:p>
+</w:hdr>
+</file>
+
+<file path=word/header2.xml><?xml version="1.0" encoding="utf-8"?>
+<w:hdr xmlns:wpc="http://schemas.microsoft.com/office/word/2010/wordprocessingCanvas" xmlns:cx="http://schemas.microsoft.com/office/drawing/2014/chartex" xmlns:cx1="http://schemas.microsoft.com/office/drawing/2015/9/8/chartex" xmlns:cx2="http://schemas.microsoft.com/office/drawing/2015/10/21/chartex" xmlns:cx3="http://schemas.microsoft.com/office/drawing/2016/5/9/chartex" xmlns:cx4="http://schemas.microsoft.com/office/drawing/2016/5/10/chartex" xmlns:cx5="http://schemas.microsoft.com/office/drawing/2016/5/11/chartex" xmlns:cx6="http://schemas.microsoft.com/office/drawing/2016/5/12/chartex" xmlns:cx7="http://schemas.microsoft.com/office/drawing/2016/5/13/chartex" xmlns:cx8="http://schemas.microsoft.com/office/drawing/2016/5/14/chartex" xmlns:mc="http://schemas.openxmlformats.org/markup-compatibility/2006" xmlns:m="http://schemas.openxmlformats.org/officeDocument/2006/math" xmlns:aink="http://schemas.microsoft.com/office/drawing/2016/ink" xmlns:am3d="http://schemas.microsoft.com/office/drawing/2017/model3d" xmlns:oel="http://schemas.microsoft.com/office/2019/extlst" xmlns:r="http://schemas.openxmlformats.org/officeDocument/2006/relationships" xmlns:wp14="http://schemas.microsoft.com/office/word/2010/wordprocessingDrawing" xmlns:wp="http://schemas.openxmlformats.org/drawingml/2006/wordprocessingDrawing" xmlns:wpg="http://schemas.microsoft.com/office/word/2010/wordprocessingGroup" xmlns:wpi="http://schemas.microsoft.com/office/word/2010/wordprocessingInk" xmlns:wps="http://schemas.microsoft.com/office/word/2010/wordprocessingShape" xmlns:o="urn:schemas-microsoft-com:office:office" xmlns:v="urn:schemas-microsoft-com:vml" xmlns:w10="urn:schemas-microsoft-com:office:word" xmlns:w="http://schemas.openxmlformats.org/wordprocessingml/2006/main" xmlns:w14="http://schemas.microsoft.com/office/word/2010/wordml" xmlns:w15="http://schemas.microsoft.com/office/word/2012/wordml" xmlns:w16cex="http://schemas.microsoft.com/office/word/2018/wordml/cex" xmlns:w16cid="http://schemas.microsoft.com/office/word/2016/wordml/cid" xmlns:w16="http://schemas.microsoft.com/office/word/2018/wordml" xmlns:w16sdtdh="http://schemas.microsoft.com/office/word/2020/wordml/sdtdatahash" xmlns:w16sdtfl="http://schemas.microsoft.com/office/word/2024/wordml/sdtformatlock" xmlns:w16se="http://schemas.microsoft.com/office/word/2015/wordml/symex" xmlns:w16du="http://schemas.microsoft.com/office/word/2023/wordml/word16du" xmlns:wne="http://schemas.microsoft.com/office/word/2006/wordml" mc:Ignorable="w14 w15 w16se w16cid w16 w16cex w16sdtdh w16sdtfl w16du wp14">
+  <w:p>
+    <w:pPr>
+      <w:pStyle w:val="a3"/>
     </w:pPr>
     <w:r>
+      <w:rPr>
+        <w:noProof/>
+      </w:rPr>
       <w:drawing>
-        <wp:anchor xmlns:a="http://schemas.openxmlformats.org/drawingml/2006/main" xmlns:pic="http://schemas.openxmlformats.org/drawingml/2006/picture" distT="0" distB="0" distL="0" distR="0" simplePos="0" relativeHeight="0" behindDoc="1" locked="0" layoutInCell="1" allowOverlap="1">
+        <wp:anchor distT="0" distB="0" distL="0" distR="0" simplePos="0" relativeHeight="251659264" behindDoc="1" locked="0" layoutInCell="1" allowOverlap="1" wp14:anchorId="3D6EAAA8" wp14:editId="5995C952">
+          <wp:simplePos x="0" y="0"/>
+          <wp:positionH relativeFrom="page">
+            <wp:posOffset>-2139</wp:posOffset>
+          </wp:positionH>
+          <wp:positionV relativeFrom="page">
+            <wp:posOffset>0</wp:posOffset>
+          </wp:positionV>
+          <wp:extent cx="7564587" cy="10692130"/>
+          <wp:effectExtent l="0" t="0" r="0" b="0"/>
+          <wp:wrapNone/>
+          <wp:docPr id="1002" name="Picture 1"/>
+          <wp:cNvGraphicFramePr>
+            <a:graphicFrameLocks xmlns:a="http://schemas.openxmlformats.org/drawingml/2006/main" noChangeAspect="1"/>
+          </wp:cNvGraphicFramePr>
+          <a:graphic xmlns:a="http://schemas.openxmlformats.org/drawingml/2006/main">
+            <a:graphicData uri="http://schemas.openxmlformats.org/drawingml/2006/picture">
+              <pic:pic xmlns:pic="http://schemas.openxmlformats.org/drawingml/2006/picture">
+                <pic:nvPicPr>
+                  <pic:cNvPr id="0" name="4d1cf285-2d17-4c18-9e60-c3cfc4758aa4_tile.png"/>
+                  <pic:cNvPicPr/>
+                </pic:nvPicPr>
+                <pic:blipFill>
+                  <a:blip r:embed="rId1"/>
+                  <a:stretch>
+                    <a:fillRect/>
+                  </a:stretch>
+                </pic:blipFill>
+                <pic:spPr>
+                  <a:xfrm>
+                    <a:off x="0" y="0"/>
+                    <a:ext cx="7564587" cy="10692130"/>
+                  </a:xfrm>
+                  <a:prstGeom prst="rect">
+                    <a:avLst/>
+                  </a:prstGeom>
+                </pic:spPr>
+              </pic:pic>
+            </a:graphicData>
+          </a:graphic>
+        </wp:anchor>
+      </w:drawing>
+    </w:r>
+  </w:p>
+</w:hdr>
+</file>
+
+<file path=word/header3.xml><?xml version="1.0" encoding="utf-8"?>
+<w:hdr xmlns:wpc="http://schemas.microsoft.com/office/word/2010/wordprocessingCanvas" xmlns:cx="http://schemas.microsoft.com/office/drawing/2014/chartex" xmlns:cx1="http://schemas.microsoft.com/office/drawing/2015/9/8/chartex" xmlns:cx2="http://schemas.microsoft.com/office/drawing/2015/10/21/chartex" xmlns:cx3="http://schemas.microsoft.com/office/drawing/2016/5/9/chartex" xmlns:cx4="http://schemas.microsoft.com/office/drawing/2016/5/10/chartex" xmlns:cx5="http://schemas.microsoft.com/office/drawing/2016/5/11/chartex" xmlns:cx6="http://schemas.microsoft.com/office/drawing/2016/5/12/chartex" xmlns:cx7="http://schemas.microsoft.com/office/drawing/2016/5/13/chartex" xmlns:cx8="http://schemas.microsoft.com/office/drawing/2016/5/14/chartex" xmlns:mc="http://schemas.openxmlformats.org/markup-compatibility/2006" xmlns:m="http://schemas.openxmlformats.org/officeDocument/2006/math" xmlns:aink="http://schemas.microsoft.com/office/drawing/2016/ink" xmlns:am3d="http://schemas.microsoft.com/office/drawing/2017/model3d" xmlns:oel="http://schemas.microsoft.com/office/2019/extlst" xmlns:r="http://schemas.openxmlformats.org/officeDocument/2006/relationships" xmlns:wp14="http://schemas.microsoft.com/office/word/2010/wordprocessingDrawing" xmlns:wp="http://schemas.openxmlformats.org/drawingml/2006/wordprocessingDrawing" xmlns:wpg="http://schemas.microsoft.com/office/word/2010/wordprocessingGroup" xmlns:wpi="http://schemas.microsoft.com/office/word/2010/wordprocessingInk" xmlns:wps="http://schemas.microsoft.com/office/word/2010/wordprocessingShape" xmlns:o="urn:schemas-microsoft-com:office:office" xmlns:v="urn:schemas-microsoft-com:vml" xmlns:w10="urn:schemas-microsoft-com:office:word" xmlns:w="http://schemas.openxmlformats.org/wordprocessingml/2006/main" xmlns:w14="http://schemas.microsoft.com/office/word/2010/wordml" xmlns:w15="http://schemas.microsoft.com/office/word/2012/wordml" xmlns:w16cex="http://schemas.microsoft.com/office/word/2018/wordml/cex" xmlns:w16cid="http://schemas.microsoft.com/office/word/2016/wordml/cid" xmlns:w16="http://schemas.microsoft.com/office/word/2018/wordml" xmlns:w16sdtdh="http://schemas.microsoft.com/office/word/2020/wordml/sdtdatahash" xmlns:w16sdtfl="http://schemas.microsoft.com/office/word/2024/wordml/sdtformatlock" xmlns:w16se="http://schemas.microsoft.com/office/word/2015/wordml/symex" xmlns:w16du="http://schemas.microsoft.com/office/word/2023/wordml/word16du" xmlns:wne="http://schemas.microsoft.com/office/word/2006/wordml" mc:Ignorable="w14 w15 w16se w16cid w16 w16cex w16sdtdh w16sdtfl w16du wp14">
+  <w:p>
+    <w:pPr>
+      <w:pStyle w:val="a3"/>
+    </w:pPr>
+    <w:r>
+      <w:rPr>
+        <w:noProof/>
+      </w:rPr>
+      <w:drawing>
+        <wp:anchor distT="0" distB="0" distL="0" distR="0" simplePos="0" relativeHeight="251658240" behindDoc="1" locked="0" layoutInCell="1" allowOverlap="1" wp14:anchorId="625923E8" wp14:editId="10C36250">
           <wp:simplePos x="0" y="0"/>
           <wp:positionH relativeFrom="page">
             <wp:posOffset>0</wp:posOffset>
@@ -581,14 +683,15 @@
             <wp:posOffset>3022</wp:posOffset>
           </wp:positionV>
           <wp:extent cx="7560310" cy="10686085"/>
+          <wp:effectExtent l="0" t="0" r="0" b="0"/>
           <wp:wrapNone/>
           <wp:docPr id="1001" name="Picture 1"/>
           <wp:cNvGraphicFramePr>
-            <a:graphicFrameLocks noChangeAspect="1"/>
+            <a:graphicFrameLocks xmlns:a="http://schemas.openxmlformats.org/drawingml/2006/main" noChangeAspect="1"/>
           </wp:cNvGraphicFramePr>
-          <a:graphic>
+          <a:graphic xmlns:a="http://schemas.openxmlformats.org/drawingml/2006/main">
             <a:graphicData uri="http://schemas.openxmlformats.org/drawingml/2006/picture">
-              <pic:pic>
+              <pic:pic xmlns:pic="http://schemas.openxmlformats.org/drawingml/2006/picture">
                 <pic:nvPicPr>
                   <pic:cNvPr id="0" name="4d1cf285-2d17-4c18-9e60-c3cfc4758aa4_tile.png"/>
                   <pic:cNvPicPr/>
@@ -604,7 +707,9 @@
                     <a:off x="0" y="0"/>
                     <a:ext cx="7560310" cy="10686085"/>
                   </a:xfrm>
-                  <a:prstGeom prst="rect"/>
+                  <a:prstGeom prst="rect">
+                    <a:avLst/>
+                  </a:prstGeom>
                 </pic:spPr>
               </pic:pic>
             </a:graphicData>
@@ -616,73 +721,13 @@
 </w:hdr>
 </file>
 
-<file path=word/header2.xml><?xml version="1.0" encoding="utf-8"?>
-<w:hdr xmlns:m="http://schemas.openxmlformats.org/officeDocument/2006/math" xmlns:mc="http://schemas.openxmlformats.org/markup-compatibility/2006" xmlns:mo="http://schemas.microsoft.com/office/mac/office/2008/main" xmlns:mv="urn:schemas-microsoft-com:mac:vml" xmlns:o="urn:schemas-microsoft-com:office:office" xmlns:r="http://schemas.openxmlformats.org/officeDocument/2006/relationships" xmlns:v="urn:schemas-microsoft-com:vml" xmlns:w10="urn:schemas-microsoft-com:office:word" xmlns:w14="http://schemas.microsoft.com/office/word/2010/wordml" xmlns:w="http://schemas.openxmlformats.org/wordprocessingml/2006/main" xmlns:wne="http://schemas.microsoft.com/office/word/2006/wordml" xmlns:wp14="http://schemas.microsoft.com/office/word/2010/wordprocessingDrawing" xmlns:wp="http://schemas.openxmlformats.org/drawingml/2006/wordprocessingDrawing" xmlns:wpc="http://schemas.microsoft.com/office/word/2010/wordprocessingCanvas" xmlns:wpg="http://schemas.microsoft.com/office/word/2010/wordprocessingGroup" xmlns:wpi="http://schemas.microsoft.com/office/word/2010/wordprocessingInk" xmlns:wps="http://schemas.microsoft.com/office/word/2010/wordprocessingShape" mc:Ignorable="w14 wp14">
-  <w:p>
-    <w:pPr>
-      <w:pStyle w:val="Header"/>
-    </w:pPr>
-    <w:r>
-      <w:drawing>
-        <wp:anchor xmlns:a="http://schemas.openxmlformats.org/drawingml/2006/main" xmlns:pic="http://schemas.openxmlformats.org/drawingml/2006/picture" distT="0" distB="0" distL="0" distR="0" simplePos="0" relativeHeight="0" behindDoc="1" locked="0" layoutInCell="1" allowOverlap="1">
-          <wp:simplePos x="0" y="0"/>
-          <wp:positionH relativeFrom="page">
-            <wp:posOffset>-2139</wp:posOffset>
-          </wp:positionH>
-          <wp:positionV relativeFrom="page">
-            <wp:posOffset>0</wp:posOffset>
-          </wp:positionV>
-          <wp:extent cx="7564587" cy="10692130"/>
-          <wp:wrapNone/>
-          <wp:docPr id="1002" name="Picture 1"/>
-          <wp:cNvGraphicFramePr>
-            <a:graphicFrameLocks noChangeAspect="1"/>
-          </wp:cNvGraphicFramePr>
-          <a:graphic>
-            <a:graphicData uri="http://schemas.openxmlformats.org/drawingml/2006/picture">
-              <pic:pic>
-                <pic:nvPicPr>
-                  <pic:cNvPr id="0" name="4d1cf285-2d17-4c18-9e60-c3cfc4758aa4_tile.png"/>
-                  <pic:cNvPicPr/>
-                </pic:nvPicPr>
-                <pic:blipFill>
-                  <a:blip r:embed="rId1"/>
-                  <a:stretch>
-                    <a:fillRect/>
-                  </a:stretch>
-                </pic:blipFill>
-                <pic:spPr>
-                  <a:xfrm>
-                    <a:off x="0" y="0"/>
-                    <a:ext cx="7564587" cy="10692130"/>
-                  </a:xfrm>
-                  <a:prstGeom prst="rect"/>
-                </pic:spPr>
-              </pic:pic>
-            </a:graphicData>
-          </a:graphic>
-        </wp:anchor>
-      </w:drawing>
-    </w:r>
-  </w:p>
-</w:hdr>
-</file>
-
-<file path=word/header3.xml><?xml version="1.0" encoding="utf-8"?>
-<w:hdr xmlns:m="http://schemas.openxmlformats.org/officeDocument/2006/math" xmlns:mc="http://schemas.openxmlformats.org/markup-compatibility/2006" xmlns:mo="http://schemas.microsoft.com/office/mac/office/2008/main" xmlns:mv="urn:schemas-microsoft-com:mac:vml" xmlns:o="urn:schemas-microsoft-com:office:office" xmlns:r="http://schemas.openxmlformats.org/officeDocument/2006/relationships" xmlns:v="urn:schemas-microsoft-com:vml" xmlns:w10="urn:schemas-microsoft-com:office:word" xmlns:w14="http://schemas.microsoft.com/office/word/2010/wordml" xmlns:w="http://schemas.openxmlformats.org/wordprocessingml/2006/main" xmlns:wne="http://schemas.microsoft.com/office/word/2006/wordml" xmlns:wp14="http://schemas.microsoft.com/office/word/2010/wordprocessingDrawing" xmlns:wp="http://schemas.openxmlformats.org/drawingml/2006/wordprocessingDrawing" xmlns:wpc="http://schemas.microsoft.com/office/word/2010/wordprocessingCanvas" xmlns:wpg="http://schemas.microsoft.com/office/word/2010/wordprocessingGroup" xmlns:wpi="http://schemas.microsoft.com/office/word/2010/wordprocessingInk" xmlns:wps="http://schemas.microsoft.com/office/word/2010/wordprocessingShape" mc:Ignorable="w14 wp14">
-  <w:p>
-    <w:pPr>
-      <w:pStyle w:val="Header"/>
-    </w:pPr>
-  </w:p>
-</w:hdr>
-</file>
-
 <file path=word/numbering.xml><?xml version="1.0" encoding="utf-8"?>
-<w:numbering xmlns:wpc="http://schemas.microsoft.com/office/word/2010/wordprocessingCanvas" xmlns:mc="http://schemas.openxmlformats.org/markup-compatibility/2006" xmlns:o="urn:schemas-microsoft-com:office:office" xmlns:r="http://schemas.openxmlformats.org/officeDocument/2006/relationships" xmlns:m="http://schemas.openxmlformats.org/officeDocument/2006/math" xmlns:v="urn:schemas-microsoft-com:vml" xmlns:wp14="http://schemas.microsoft.com/office/word/2010/wordprocessingDrawing" xmlns:wp="http://schemas.openxmlformats.org/drawingml/2006/wordprocessingDrawing" xmlns:w10="urn:schemas-microsoft-com:office:word" xmlns:w="http://schemas.openxmlformats.org/wordprocessingml/2006/main" xmlns:w14="http://schemas.microsoft.com/office/word/2010/wordml" xmlns:w15="http://schemas.microsoft.com/office/word/2012/wordml" xmlns:wpg="http://schemas.microsoft.com/office/word/2010/wordprocessingGroup" xmlns:wpi="http://schemas.microsoft.com/office/word/2010/wordprocessingInk" xmlns:wne="http://schemas.microsoft.com/office/word/2006/wordml" xmlns:wps="http://schemas.microsoft.com/office/word/2010/wordprocessingShape" mc:Ignorable="w14 w15 wp14">
-  <w:abstractNum w:abstractNumId="1" w15:restartNumberingAfterBreak="0">
+<w:numbering xmlns:wpc="http://schemas.microsoft.com/office/word/2010/wordprocessingCanvas" xmlns:cx="http://schemas.microsoft.com/office/drawing/2014/chartex" xmlns:cx1="http://schemas.microsoft.com/office/drawing/2015/9/8/chartex" xmlns:cx2="http://schemas.microsoft.com/office/drawing/2015/10/21/chartex" xmlns:cx3="http://schemas.microsoft.com/office/drawing/2016/5/9/chartex" xmlns:cx4="http://schemas.microsoft.com/office/drawing/2016/5/10/chartex" xmlns:cx5="http://schemas.microsoft.com/office/drawing/2016/5/11/chartex" xmlns:cx6="http://schemas.microsoft.com/office/drawing/2016/5/12/chartex" xmlns:cx7="http://schemas.microsoft.com/office/drawing/2016/5/13/chartex" xmlns:cx8="http://schemas.microsoft.com/office/drawing/2016/5/14/chartex" xmlns:mc="http://schemas.openxmlformats.org/markup-compatibility/2006" xmlns:m="http://schemas.openxmlformats.org/officeDocument/2006/math" xmlns:aink="http://schemas.microsoft.com/office/drawing/2016/ink" xmlns:am3d="http://schemas.microsoft.com/office/drawing/2017/model3d" xmlns:oel="http://schemas.microsoft.com/office/2019/extlst" xmlns:r="http://schemas.openxmlformats.org/officeDocument/2006/relationships" xmlns:wp14="http://schemas.microsoft.com/office/word/2010/wordprocessingDrawing" xmlns:wp="http://schemas.openxmlformats.org/drawingml/2006/wordprocessingDrawing" xmlns:wpg="http://schemas.microsoft.com/office/word/2010/wordprocessingGroup" xmlns:wpi="http://schemas.microsoft.com/office/word/2010/wordprocessingInk" xmlns:wps="http://schemas.microsoft.com/office/word/2010/wordprocessingShape" xmlns:o="urn:schemas-microsoft-com:office:office" xmlns:v="urn:schemas-microsoft-com:vml" xmlns:w10="urn:schemas-microsoft-com:office:word" xmlns:w="http://schemas.openxmlformats.org/wordprocessingml/2006/main" xmlns:w14="http://schemas.microsoft.com/office/word/2010/wordml" xmlns:w15="http://schemas.microsoft.com/office/word/2012/wordml" xmlns:w16cex="http://schemas.microsoft.com/office/word/2018/wordml/cex" xmlns:w16cid="http://schemas.microsoft.com/office/word/2016/wordml/cid" xmlns:w16="http://schemas.microsoft.com/office/word/2018/wordml" xmlns:w16sdtdh="http://schemas.microsoft.com/office/word/2020/wordml/sdtdatahash" xmlns:w16sdtfl="http://schemas.microsoft.com/office/word/2024/wordml/sdtformatlock" xmlns:w16se="http://schemas.microsoft.com/office/word/2015/wordml/symex" xmlns:w16du="http://schemas.microsoft.com/office/word/2023/wordml/word16du" xmlns:wne="http://schemas.microsoft.com/office/word/2006/wordml" mc:Ignorable="w14 w15 w16se w16cid w16 w16cex w16sdtdh w16sdtfl w16du wp14">
+  <w:abstractNum w:abstractNumId="0" w15:restartNumberingAfterBreak="0">
+    <w:nsid w:val="14845236"/>
     <w:multiLevelType w:val="hybridMultilevel"/>
-    <w:lvl w:ilvl="0" w15:tentative="1">
+    <w:tmpl w:val="43AA636C"/>
+    <w:lvl w:ilvl="0" w:tplc="85769D28">
       <w:start w:val="1"/>
       <w:numFmt w:val="bullet"/>
       <w:lvlText w:val="●"/>
@@ -691,7 +736,7 @@
         <w:ind w:left="720" w:hanging="360"/>
       </w:pPr>
     </w:lvl>
-    <w:lvl w:ilvl="1" w15:tentative="1">
+    <w:lvl w:ilvl="1" w:tplc="B2CA7496">
       <w:start w:val="1"/>
       <w:numFmt w:val="bullet"/>
       <w:lvlText w:val="○"/>
@@ -700,7 +745,7 @@
         <w:ind w:left="1440" w:hanging="360"/>
       </w:pPr>
     </w:lvl>
-    <w:lvl w:ilvl="2" w15:tentative="1">
+    <w:lvl w:ilvl="2" w:tplc="427E6D02">
       <w:start w:val="1"/>
       <w:numFmt w:val="bullet"/>
       <w:lvlText w:val="■"/>
@@ -709,7 +754,7 @@
         <w:ind w:left="2160" w:hanging="360"/>
       </w:pPr>
     </w:lvl>
-    <w:lvl w:ilvl="3" w15:tentative="1">
+    <w:lvl w:ilvl="3" w:tplc="8448431A">
       <w:start w:val="1"/>
       <w:numFmt w:val="bullet"/>
       <w:lvlText w:val="●"/>
@@ -718,7 +763,7 @@
         <w:ind w:left="2880" w:hanging="360"/>
       </w:pPr>
     </w:lvl>
-    <w:lvl w:ilvl="4" w15:tentative="1">
+    <w:lvl w:ilvl="4" w:tplc="91C0157E">
       <w:start w:val="1"/>
       <w:numFmt w:val="bullet"/>
       <w:lvlText w:val="○"/>
@@ -727,7 +772,7 @@
         <w:ind w:left="3600" w:hanging="360"/>
       </w:pPr>
     </w:lvl>
-    <w:lvl w:ilvl="5" w15:tentative="1">
+    <w:lvl w:ilvl="5" w:tplc="D8FCCDAC">
       <w:start w:val="1"/>
       <w:numFmt w:val="bullet"/>
       <w:lvlText w:val="■"/>
@@ -736,7 +781,7 @@
         <w:ind w:left="4320" w:hanging="360"/>
       </w:pPr>
     </w:lvl>
-    <w:lvl w:ilvl="6" w15:tentative="1">
+    <w:lvl w:ilvl="6" w:tplc="DB60A0C2">
       <w:start w:val="1"/>
       <w:numFmt w:val="bullet"/>
       <w:lvlText w:val="●"/>
@@ -745,7 +790,7 @@
         <w:ind w:left="5040" w:hanging="360"/>
       </w:pPr>
     </w:lvl>
-    <w:lvl w:ilvl="7" w15:tentative="1">
+    <w:lvl w:ilvl="7" w:tplc="C1021B6A">
       <w:start w:val="1"/>
       <w:numFmt w:val="bullet"/>
       <w:lvlText w:val="●"/>
@@ -754,7 +799,7 @@
         <w:ind w:left="5760" w:hanging="360"/>
       </w:pPr>
     </w:lvl>
-    <w:lvl w:ilvl="8" w15:tentative="1">
+    <w:lvl w:ilvl="8" w:tplc="FDFC3FD2">
       <w:start w:val="1"/>
       <w:numFmt w:val="bullet"/>
       <w:lvlText w:val="●"/>
@@ -764,8 +809,8 @@
       </w:pPr>
     </w:lvl>
   </w:abstractNum>
-  <w:num w:numId="1">
-    <w:abstractNumId w:val="1"/>
+  <w:num w:numId="1" w16cid:durableId="1452675275">
+    <w:abstractNumId w:val="0"/>
     <w:lvlOverride w:ilvl="0">
       <w:startOverride w:val="1"/>
     </w:lvlOverride>
@@ -774,118 +819,579 @@
 </file>
 
 <file path=word/styles.xml><?xml version="1.0" encoding="utf-8"?>
-<w:styles xmlns:mc="http://schemas.openxmlformats.org/markup-compatibility/2006" xmlns:r="http://schemas.openxmlformats.org/officeDocument/2006/relationships" xmlns:w="http://schemas.openxmlformats.org/wordprocessingml/2006/main" xmlns:w14="http://schemas.microsoft.com/office/word/2010/wordml" xmlns:w15="http://schemas.microsoft.com/office/word/2012/wordml" mc:Ignorable="w14 w15">
+<w:styles xmlns:mc="http://schemas.openxmlformats.org/markup-compatibility/2006" xmlns:r="http://schemas.openxmlformats.org/officeDocument/2006/relationships" xmlns:w="http://schemas.openxmlformats.org/wordprocessingml/2006/main" xmlns:w14="http://schemas.microsoft.com/office/word/2010/wordml" xmlns:w15="http://schemas.microsoft.com/office/word/2012/wordml" xmlns:w16cex="http://schemas.microsoft.com/office/word/2018/wordml/cex" xmlns:w16cid="http://schemas.microsoft.com/office/word/2016/wordml/cid" xmlns:w16="http://schemas.microsoft.com/office/word/2018/wordml" xmlns:w16sdtdh="http://schemas.microsoft.com/office/word/2020/wordml/sdtdatahash" xmlns:w16sdtfl="http://schemas.microsoft.com/office/word/2024/wordml/sdtformatlock" xmlns:w16se="http://schemas.microsoft.com/office/word/2015/wordml/symex" xmlns:w16du="http://schemas.microsoft.com/office/word/2023/wordml/word16du" mc:Ignorable="w14 w15 w16se w16cid w16 w16cex w16sdtdh w16sdtfl w16du">
   <w:docDefaults>
-    <w:rPrDefault/>
+    <w:rPrDefault>
+      <w:rPr>
+        <w:rFonts w:ascii="Times New Roman" w:eastAsiaTheme="minorEastAsia" w:hAnsi="Times New Roman" w:cs="Times New Roman"/>
+        <w:lang w:val="en-US" w:eastAsia="zh-CN" w:bidi="ar-SA"/>
+      </w:rPr>
+    </w:rPrDefault>
     <w:pPrDefault/>
   </w:docDefaults>
-  <w:style w:type="paragraph" w:styleId="Normal" w:default="1">
+  <w:latentStyles w:defLockedState="0" w:defUIPriority="99" w:defSemiHidden="0" w:defUnhideWhenUsed="0" w:defQFormat="0" w:count="376">
+    <w:lsdException w:name="Normal" w:uiPriority="0" w:qFormat="1"/>
+    <w:lsdException w:name="heading 1" w:uiPriority="9" w:qFormat="1"/>
+    <w:lsdException w:name="heading 2" w:semiHidden="1" w:uiPriority="9" w:unhideWhenUsed="1" w:qFormat="1"/>
+    <w:lsdException w:name="heading 3" w:semiHidden="1" w:uiPriority="9" w:unhideWhenUsed="1" w:qFormat="1"/>
+    <w:lsdException w:name="heading 4" w:semiHidden="1" w:uiPriority="9" w:unhideWhenUsed="1" w:qFormat="1"/>
+    <w:lsdException w:name="heading 5" w:semiHidden="1" w:uiPriority="9" w:unhideWhenUsed="1" w:qFormat="1"/>
+    <w:lsdException w:name="heading 6" w:semiHidden="1" w:uiPriority="9" w:unhideWhenUsed="1" w:qFormat="1"/>
+    <w:lsdException w:name="heading 7" w:semiHidden="1" w:uiPriority="9" w:unhideWhenUsed="1" w:qFormat="1"/>
+    <w:lsdException w:name="heading 8" w:semiHidden="1" w:uiPriority="9" w:unhideWhenUsed="1" w:qFormat="1"/>
+    <w:lsdException w:name="heading 9" w:semiHidden="1" w:uiPriority="9" w:unhideWhenUsed="1" w:qFormat="1"/>
+    <w:lsdException w:name="index 1" w:semiHidden="1" w:unhideWhenUsed="1"/>
+    <w:lsdException w:name="index 2" w:semiHidden="1" w:unhideWhenUsed="1"/>
+    <w:lsdException w:name="index 3" w:semiHidden="1" w:unhideWhenUsed="1"/>
+    <w:lsdException w:name="index 4" w:semiHidden="1" w:unhideWhenUsed="1"/>
+    <w:lsdException w:name="index 5" w:semiHidden="1" w:unhideWhenUsed="1"/>
+    <w:lsdException w:name="index 6" w:semiHidden="1" w:unhideWhenUsed="1"/>
+    <w:lsdException w:name="index 7" w:semiHidden="1" w:unhideWhenUsed="1"/>
+    <w:lsdException w:name="index 8" w:semiHidden="1" w:unhideWhenUsed="1"/>
+    <w:lsdException w:name="index 9" w:semiHidden="1" w:unhideWhenUsed="1"/>
+    <w:lsdException w:name="toc 1" w:semiHidden="1" w:uiPriority="39" w:unhideWhenUsed="1"/>
+    <w:lsdException w:name="toc 2" w:semiHidden="1" w:uiPriority="39" w:unhideWhenUsed="1"/>
+    <w:lsdException w:name="toc 3" w:semiHidden="1" w:uiPriority="39" w:unhideWhenUsed="1"/>
+    <w:lsdException w:name="toc 4" w:semiHidden="1" w:uiPriority="39" w:unhideWhenUsed="1"/>
+    <w:lsdException w:name="toc 5" w:semiHidden="1" w:uiPriority="39" w:unhideWhenUsed="1"/>
+    <w:lsdException w:name="toc 6" w:semiHidden="1" w:uiPriority="39" w:unhideWhenUsed="1"/>
+    <w:lsdException w:name="toc 7" w:semiHidden="1" w:uiPriority="39" w:unhideWhenUsed="1"/>
+    <w:lsdException w:name="toc 8" w:semiHidden="1" w:uiPriority="39" w:unhideWhenUsed="1"/>
+    <w:lsdException w:name="toc 9" w:semiHidden="1" w:uiPriority="39" w:unhideWhenUsed="1"/>
+    <w:lsdException w:name="Normal Indent" w:semiHidden="1" w:unhideWhenUsed="1"/>
+    <w:lsdException w:name="footnote text" w:semiHidden="1" w:unhideWhenUsed="1"/>
+    <w:lsdException w:name="annotation text" w:semiHidden="1" w:unhideWhenUsed="1"/>
+    <w:lsdException w:name="header" w:semiHidden="1" w:unhideWhenUsed="1"/>
+    <w:lsdException w:name="footer" w:semiHidden="1" w:unhideWhenUsed="1"/>
+    <w:lsdException w:name="index heading" w:semiHidden="1" w:unhideWhenUsed="1"/>
+    <w:lsdException w:name="caption" w:semiHidden="1" w:uiPriority="35" w:unhideWhenUsed="1" w:qFormat="1"/>
+    <w:lsdException w:name="table of figures" w:semiHidden="1" w:unhideWhenUsed="1"/>
+    <w:lsdException w:name="envelope address" w:semiHidden="1" w:unhideWhenUsed="1"/>
+    <w:lsdException w:name="envelope return" w:semiHidden="1" w:unhideWhenUsed="1"/>
+    <w:lsdException w:name="footnote reference" w:semiHidden="1" w:unhideWhenUsed="1"/>
+    <w:lsdException w:name="annotation reference" w:semiHidden="1" w:unhideWhenUsed="1"/>
+    <w:lsdException w:name="line number" w:semiHidden="1" w:unhideWhenUsed="1"/>
+    <w:lsdException w:name="page number" w:semiHidden="1" w:unhideWhenUsed="1"/>
+    <w:lsdException w:name="endnote reference" w:semiHidden="1" w:unhideWhenUsed="1"/>
+    <w:lsdException w:name="endnote text" w:semiHidden="1" w:unhideWhenUsed="1"/>
+    <w:lsdException w:name="table of authorities" w:semiHidden="1" w:unhideWhenUsed="1"/>
+    <w:lsdException w:name="macro" w:semiHidden="1" w:unhideWhenUsed="1"/>
+    <w:lsdException w:name="toa heading" w:semiHidden="1" w:unhideWhenUsed="1"/>
+    <w:lsdException w:name="List" w:semiHidden="1" w:unhideWhenUsed="1"/>
+    <w:lsdException w:name="List Bullet" w:semiHidden="1" w:unhideWhenUsed="1"/>
+    <w:lsdException w:name="List Number" w:semiHidden="1" w:unhideWhenUsed="1"/>
+    <w:lsdException w:name="List 2" w:semiHidden="1" w:unhideWhenUsed="1"/>
+    <w:lsdException w:name="List 3" w:semiHidden="1" w:unhideWhenUsed="1"/>
+    <w:lsdException w:name="List 4" w:semiHidden="1" w:unhideWhenUsed="1"/>
+    <w:lsdException w:name="List 5" w:semiHidden="1" w:unhideWhenUsed="1"/>
+    <w:lsdException w:name="List Bullet 2" w:semiHidden="1" w:unhideWhenUsed="1"/>
+    <w:lsdException w:name="List Bullet 3" w:semiHidden="1" w:unhideWhenUsed="1"/>
+    <w:lsdException w:name="List Bullet 4" w:semiHidden="1" w:unhideWhenUsed="1"/>
+    <w:lsdException w:name="List Bullet 5" w:semiHidden="1" w:unhideWhenUsed="1"/>
+    <w:lsdException w:name="List Number 2" w:semiHidden="1" w:unhideWhenUsed="1"/>
+    <w:lsdException w:name="List Number 3" w:semiHidden="1" w:unhideWhenUsed="1"/>
+    <w:lsdException w:name="List Number 4" w:semiHidden="1" w:unhideWhenUsed="1"/>
+    <w:lsdException w:name="List Number 5" w:semiHidden="1" w:unhideWhenUsed="1"/>
+    <w:lsdException w:name="Title" w:uiPriority="10" w:qFormat="1"/>
+    <w:lsdException w:name="Closing" w:semiHidden="1" w:unhideWhenUsed="1"/>
+    <w:lsdException w:name="Signature" w:semiHidden="1" w:unhideWhenUsed="1"/>
+    <w:lsdException w:name="Default Paragraph Font" w:semiHidden="1" w:uiPriority="1" w:unhideWhenUsed="1"/>
+    <w:lsdException w:name="Body Text" w:semiHidden="1" w:unhideWhenUsed="1"/>
+    <w:lsdException w:name="Body Text Indent" w:semiHidden="1" w:unhideWhenUsed="1"/>
+    <w:lsdException w:name="List Continue" w:semiHidden="1" w:unhideWhenUsed="1"/>
+    <w:lsdException w:name="List Continue 2" w:semiHidden="1" w:unhideWhenUsed="1"/>
+    <w:lsdException w:name="List Continue 3" w:semiHidden="1" w:unhideWhenUsed="1"/>
+    <w:lsdException w:name="List Continue 4" w:semiHidden="1" w:unhideWhenUsed="1"/>
+    <w:lsdException w:name="List Continue 5" w:semiHidden="1" w:unhideWhenUsed="1"/>
+    <w:lsdException w:name="Message Header" w:semiHidden="1" w:unhideWhenUsed="1"/>
+    <w:lsdException w:name="Subtitle" w:uiPriority="11" w:qFormat="1"/>
+    <w:lsdException w:name="Salutation" w:semiHidden="1" w:unhideWhenUsed="1"/>
+    <w:lsdException w:name="Date" w:semiHidden="1" w:unhideWhenUsed="1"/>
+    <w:lsdException w:name="Body Text First Indent" w:semiHidden="1" w:unhideWhenUsed="1"/>
+    <w:lsdException w:name="Body Text First Indent 2" w:semiHidden="1" w:unhideWhenUsed="1"/>
+    <w:lsdException w:name="Note Heading" w:semiHidden="1" w:unhideWhenUsed="1"/>
+    <w:lsdException w:name="Body Text 2" w:semiHidden="1" w:unhideWhenUsed="1"/>
+    <w:lsdException w:name="Body Text 3" w:semiHidden="1" w:unhideWhenUsed="1"/>
+    <w:lsdException w:name="Body Text Indent 2" w:semiHidden="1" w:unhideWhenUsed="1"/>
+    <w:lsdException w:name="Body Text Indent 3" w:semiHidden="1" w:unhideWhenUsed="1"/>
+    <w:lsdException w:name="Block Text" w:semiHidden="1" w:unhideWhenUsed="1"/>
+    <w:lsdException w:name="Hyperlink" w:semiHidden="1" w:unhideWhenUsed="1"/>
+    <w:lsdException w:name="FollowedHyperlink" w:semiHidden="1" w:unhideWhenUsed="1"/>
+    <w:lsdException w:name="Strong" w:uiPriority="22" w:qFormat="1"/>
+    <w:lsdException w:name="Emphasis" w:uiPriority="20" w:qFormat="1"/>
+    <w:lsdException w:name="Document Map" w:semiHidden="1" w:unhideWhenUsed="1"/>
+    <w:lsdException w:name="Plain Text" w:semiHidden="1" w:unhideWhenUsed="1"/>
+    <w:lsdException w:name="E-mail Signature" w:semiHidden="1" w:unhideWhenUsed="1"/>
+    <w:lsdException w:name="HTML Top of Form" w:semiHidden="1" w:unhideWhenUsed="1"/>
+    <w:lsdException w:name="HTML Bottom of Form" w:semiHidden="1" w:unhideWhenUsed="1"/>
+    <w:lsdException w:name="Normal (Web)" w:semiHidden="1" w:unhideWhenUsed="1"/>
+    <w:lsdException w:name="HTML Acronym" w:semiHidden="1" w:unhideWhenUsed="1"/>
+    <w:lsdException w:name="HTML Address" w:semiHidden="1" w:unhideWhenUsed="1"/>
+    <w:lsdException w:name="HTML Cite" w:semiHidden="1" w:unhideWhenUsed="1"/>
+    <w:lsdException w:name="HTML Code" w:semiHidden="1" w:unhideWhenUsed="1"/>
+    <w:lsdException w:name="HTML Definition" w:semiHidden="1" w:unhideWhenUsed="1"/>
+    <w:lsdException w:name="HTML Keyboard" w:semiHidden="1" w:unhideWhenUsed="1"/>
+    <w:lsdException w:name="HTML Preformatted" w:semiHidden="1" w:unhideWhenUsed="1"/>
+    <w:lsdException w:name="HTML Sample" w:semiHidden="1" w:unhideWhenUsed="1"/>
+    <w:lsdException w:name="HTML Typewriter" w:semiHidden="1" w:unhideWhenUsed="1"/>
+    <w:lsdException w:name="HTML Variable" w:semiHidden="1" w:unhideWhenUsed="1"/>
+    <w:lsdException w:name="Normal Table" w:semiHidden="1" w:unhideWhenUsed="1"/>
+    <w:lsdException w:name="annotation subject" w:semiHidden="1" w:unhideWhenUsed="1"/>
+    <w:lsdException w:name="No List" w:semiHidden="1" w:unhideWhenUsed="1"/>
+    <w:lsdException w:name="Outline List 1" w:semiHidden="1" w:unhideWhenUsed="1"/>
+    <w:lsdException w:name="Outline List 2" w:semiHidden="1" w:unhideWhenUsed="1"/>
+    <w:lsdException w:name="Outline List 3" w:semiHidden="1" w:unhideWhenUsed="1"/>
+    <w:lsdException w:name="Table Simple 1" w:semiHidden="1" w:unhideWhenUsed="1"/>
+    <w:lsdException w:name="Table Simple 2" w:semiHidden="1" w:unhideWhenUsed="1"/>
+    <w:lsdException w:name="Table Simple 3" w:semiHidden="1" w:unhideWhenUsed="1"/>
+    <w:lsdException w:name="Table Classic 1" w:semiHidden="1" w:unhideWhenUsed="1"/>
+    <w:lsdException w:name="Table Classic 2" w:semiHidden="1" w:unhideWhenUsed="1"/>
+    <w:lsdException w:name="Table Classic 3" w:semiHidden="1" w:unhideWhenUsed="1"/>
+    <w:lsdException w:name="Table Classic 4" w:semiHidden="1" w:unhideWhenUsed="1"/>
+    <w:lsdException w:name="Table Colorful 1" w:semiHidden="1" w:unhideWhenUsed="1"/>
+    <w:lsdException w:name="Table Colorful 2" w:semiHidden="1" w:unhideWhenUsed="1"/>
+    <w:lsdException w:name="Table Colorful 3" w:semiHidden="1" w:unhideWhenUsed="1"/>
+    <w:lsdException w:name="Table Columns 1" w:semiHidden="1" w:unhideWhenUsed="1"/>
+    <w:lsdException w:name="Table Columns 2" w:semiHidden="1" w:unhideWhenUsed="1"/>
+    <w:lsdException w:name="Table Columns 3" w:semiHidden="1" w:unhideWhenUsed="1"/>
+    <w:lsdException w:name="Table Columns 4" w:semiHidden="1" w:unhideWhenUsed="1"/>
+    <w:lsdException w:name="Table Columns 5" w:semiHidden="1" w:unhideWhenUsed="1"/>
+    <w:lsdException w:name="Table Grid 1" w:semiHidden="1" w:unhideWhenUsed="1"/>
+    <w:lsdException w:name="Table Grid 2" w:semiHidden="1" w:unhideWhenUsed="1"/>
+    <w:lsdException w:name="Table Grid 3" w:semiHidden="1" w:unhideWhenUsed="1"/>
+    <w:lsdException w:name="Table Grid 4" w:semiHidden="1" w:unhideWhenUsed="1"/>
+    <w:lsdException w:name="Table Grid 5" w:semiHidden="1" w:unhideWhenUsed="1"/>
+    <w:lsdException w:name="Table Grid 6" w:semiHidden="1" w:unhideWhenUsed="1"/>
+    <w:lsdException w:name="Table Grid 7" w:semiHidden="1" w:unhideWhenUsed="1"/>
+    <w:lsdException w:name="Table Grid 8" w:semiHidden="1" w:unhideWhenUsed="1"/>
+    <w:lsdException w:name="Table List 1" w:semiHidden="1" w:unhideWhenUsed="1"/>
+    <w:lsdException w:name="Table List 2" w:semiHidden="1" w:unhideWhenUsed="1"/>
+    <w:lsdException w:name="Table List 3" w:semiHidden="1" w:unhideWhenUsed="1"/>
+    <w:lsdException w:name="Table List 4" w:semiHidden="1" w:unhideWhenUsed="1"/>
+    <w:lsdException w:name="Table List 5" w:semiHidden="1" w:unhideWhenUsed="1"/>
+    <w:lsdException w:name="Table List 6" w:semiHidden="1" w:unhideWhenUsed="1"/>
+    <w:lsdException w:name="Table List 7" w:semiHidden="1" w:unhideWhenUsed="1"/>
+    <w:lsdException w:name="Table List 8" w:semiHidden="1" w:unhideWhenUsed="1"/>
+    <w:lsdException w:name="Table 3D effects 1" w:semiHidden="1" w:unhideWhenUsed="1"/>
+    <w:lsdException w:name="Table 3D effects 2" w:semiHidden="1" w:unhideWhenUsed="1"/>
+    <w:lsdException w:name="Table 3D effects 3" w:semiHidden="1" w:unhideWhenUsed="1"/>
+    <w:lsdException w:name="Table Contemporary" w:semiHidden="1" w:unhideWhenUsed="1"/>
+    <w:lsdException w:name="Table Elegant" w:semiHidden="1" w:unhideWhenUsed="1"/>
+    <w:lsdException w:name="Table Professional" w:semiHidden="1" w:unhideWhenUsed="1"/>
+    <w:lsdException w:name="Table Subtle 1" w:semiHidden="1" w:unhideWhenUsed="1"/>
+    <w:lsdException w:name="Table Subtle 2" w:semiHidden="1" w:unhideWhenUsed="1"/>
+    <w:lsdException w:name="Table Web 1" w:semiHidden="1" w:unhideWhenUsed="1"/>
+    <w:lsdException w:name="Table Web 2" w:semiHidden="1" w:unhideWhenUsed="1"/>
+    <w:lsdException w:name="Table Web 3" w:semiHidden="1" w:unhideWhenUsed="1"/>
+    <w:lsdException w:name="Balloon Text" w:semiHidden="1" w:unhideWhenUsed="1"/>
+    <w:lsdException w:name="Table Grid" w:uiPriority="39"/>
+    <w:lsdException w:name="Table Theme" w:semiHidden="1" w:unhideWhenUsed="1"/>
+    <w:lsdException w:name="Placeholder Text" w:semiHidden="1"/>
+    <w:lsdException w:name="No Spacing" w:uiPriority="1" w:qFormat="1"/>
+    <w:lsdException w:name="Light Shading" w:uiPriority="60"/>
+    <w:lsdException w:name="Light List" w:uiPriority="61"/>
+    <w:lsdException w:name="Light Grid" w:uiPriority="62"/>
+    <w:lsdException w:name="Medium Shading 1" w:uiPriority="63"/>
+    <w:lsdException w:name="Medium Shading 2" w:uiPriority="64"/>
+    <w:lsdException w:name="Medium List 1" w:uiPriority="65"/>
+    <w:lsdException w:name="Medium List 2" w:uiPriority="66"/>
+    <w:lsdException w:name="Medium Grid 1" w:uiPriority="67"/>
+    <w:lsdException w:name="Medium Grid 2" w:uiPriority="68"/>
+    <w:lsdException w:name="Medium Grid 3" w:uiPriority="69"/>
+    <w:lsdException w:name="Dark List" w:uiPriority="70"/>
+    <w:lsdException w:name="Colorful Shading" w:uiPriority="71"/>
+    <w:lsdException w:name="Colorful List" w:uiPriority="72"/>
+    <w:lsdException w:name="Colorful Grid" w:uiPriority="73"/>
+    <w:lsdException w:name="Light Shading Accent 1" w:uiPriority="60"/>
+    <w:lsdException w:name="Light List Accent 1" w:uiPriority="61"/>
+    <w:lsdException w:name="Light Grid Accent 1" w:uiPriority="62"/>
+    <w:lsdException w:name="Medium Shading 1 Accent 1" w:uiPriority="63"/>
+    <w:lsdException w:name="Medium Shading 2 Accent 1" w:uiPriority="64"/>
+    <w:lsdException w:name="Medium List 1 Accent 1" w:uiPriority="65"/>
+    <w:lsdException w:name="Revision" w:semiHidden="1"/>
+    <w:lsdException w:name="List Paragraph" w:uiPriority="34" w:qFormat="1"/>
+    <w:lsdException w:name="Quote" w:uiPriority="29" w:qFormat="1"/>
+    <w:lsdException w:name="Intense Quote" w:uiPriority="30" w:qFormat="1"/>
+    <w:lsdException w:name="Medium List 2 Accent 1" w:uiPriority="66"/>
+    <w:lsdException w:name="Medium Grid 1 Accent 1" w:uiPriority="67"/>
+    <w:lsdException w:name="Medium Grid 2 Accent 1" w:uiPriority="68"/>
+    <w:lsdException w:name="Medium Grid 3 Accent 1" w:uiPriority="69"/>
+    <w:lsdException w:name="Dark List Accent 1" w:uiPriority="70"/>
+    <w:lsdException w:name="Colorful Shading Accent 1" w:uiPriority="71"/>
+    <w:lsdException w:name="Colorful List Accent 1" w:uiPriority="72"/>
+    <w:lsdException w:name="Colorful Grid Accent 1" w:uiPriority="73"/>
+    <w:lsdException w:name="Light Shading Accent 2" w:uiPriority="60"/>
+    <w:lsdException w:name="Light List Accent 2" w:uiPriority="61"/>
+    <w:lsdException w:name="Light Grid Accent 2" w:uiPriority="62"/>
+    <w:lsdException w:name="Medium Shading 1 Accent 2" w:uiPriority="63"/>
+    <w:lsdException w:name="Medium Shading 2 Accent 2" w:uiPriority="64"/>
+    <w:lsdException w:name="Medium List 1 Accent 2" w:uiPriority="65"/>
+    <w:lsdException w:name="Medium List 2 Accent 2" w:uiPriority="66"/>
+    <w:lsdException w:name="Medium Grid 1 Accent 2" w:uiPriority="67"/>
+    <w:lsdException w:name="Medium Grid 2 Accent 2" w:uiPriority="68"/>
+    <w:lsdException w:name="Medium Grid 3 Accent 2" w:uiPriority="69"/>
+    <w:lsdException w:name="Dark List Accent 2" w:uiPriority="70"/>
+    <w:lsdException w:name="Colorful Shading Accent 2" w:uiPriority="71"/>
+    <w:lsdException w:name="Colorful List Accent 2" w:uiPriority="72"/>
+    <w:lsdException w:name="Colorful Grid Accent 2" w:uiPriority="73"/>
+    <w:lsdException w:name="Light Shading Accent 3" w:uiPriority="60"/>
+    <w:lsdException w:name="Light List Accent 3" w:uiPriority="61"/>
+    <w:lsdException w:name="Light Grid Accent 3" w:uiPriority="62"/>
+    <w:lsdException w:name="Medium Shading 1 Accent 3" w:uiPriority="63"/>
+    <w:lsdException w:name="Medium Shading 2 Accent 3" w:uiPriority="64"/>
+    <w:lsdException w:name="Medium List 1 Accent 3" w:uiPriority="65"/>
+    <w:lsdException w:name="Medium List 2 Accent 3" w:uiPriority="66"/>
+    <w:lsdException w:name="Medium Grid 1 Accent 3" w:uiPriority="67"/>
+    <w:lsdException w:name="Medium Grid 2 Accent 3" w:uiPriority="68"/>
+    <w:lsdException w:name="Medium Grid 3 Accent 3" w:uiPriority="69"/>
+    <w:lsdException w:name="Dark List Accent 3" w:uiPriority="70"/>
+    <w:lsdException w:name="Colorful Shading Accent 3" w:uiPriority="71"/>
+    <w:lsdException w:name="Colorful List Accent 3" w:uiPriority="72"/>
+    <w:lsdException w:name="Colorful Grid Accent 3" w:uiPriority="73"/>
+    <w:lsdException w:name="Light Shading Accent 4" w:uiPriority="60"/>
+    <w:lsdException w:name="Light List Accent 4" w:uiPriority="61"/>
+    <w:lsdException w:name="Light Grid Accent 4" w:uiPriority="62"/>
+    <w:lsdException w:name="Medium Shading 1 Accent 4" w:uiPriority="63"/>
+    <w:lsdException w:name="Medium Shading 2 Accent 4" w:uiPriority="64"/>
+    <w:lsdException w:name="Medium List 1 Accent 4" w:uiPriority="65"/>
+    <w:lsdException w:name="Medium List 2 Accent 4" w:uiPriority="66"/>
+    <w:lsdException w:name="Medium Grid 1 Accent 4" w:uiPriority="67"/>
+    <w:lsdException w:name="Medium Grid 2 Accent 4" w:uiPriority="68"/>
+    <w:lsdException w:name="Medium Grid 3 Accent 4" w:uiPriority="69"/>
+    <w:lsdException w:name="Dark List Accent 4" w:uiPriority="70"/>
+    <w:lsdException w:name="Colorful Shading Accent 4" w:uiPriority="71"/>
+    <w:lsdException w:name="Colorful List Accent 4" w:uiPriority="72"/>
+    <w:lsdException w:name="Colorful Grid Accent 4" w:uiPriority="73"/>
+    <w:lsdException w:name="Light Shading Accent 5" w:uiPriority="60"/>
+    <w:lsdException w:name="Light List Accent 5" w:uiPriority="61"/>
+    <w:lsdException w:name="Light Grid Accent 5" w:uiPriority="62"/>
+    <w:lsdException w:name="Medium Shading 1 Accent 5" w:uiPriority="63"/>
+    <w:lsdException w:name="Medium Shading 2 Accent 5" w:uiPriority="64"/>
+    <w:lsdException w:name="Medium List 1 Accent 5" w:uiPriority="65"/>
+    <w:lsdException w:name="Medium List 2 Accent 5" w:uiPriority="66"/>
+    <w:lsdException w:name="Medium Grid 1 Accent 5" w:uiPriority="67"/>
+    <w:lsdException w:name="Medium Grid 2 Accent 5" w:uiPriority="68"/>
+    <w:lsdException w:name="Medium Grid 3 Accent 5" w:uiPriority="69"/>
+    <w:lsdException w:name="Dark List Accent 5" w:uiPriority="70"/>
+    <w:lsdException w:name="Colorful Shading Accent 5" w:uiPriority="71"/>
+    <w:lsdException w:name="Colorful List Accent 5" w:uiPriority="72"/>
+    <w:lsdException w:name="Colorful Grid Accent 5" w:uiPriority="73"/>
+    <w:lsdException w:name="Light Shading Accent 6" w:uiPriority="60"/>
+    <w:lsdException w:name="Light List Accent 6" w:uiPriority="61"/>
+    <w:lsdException w:name="Light Grid Accent 6" w:uiPriority="62"/>
+    <w:lsdException w:name="Medium Shading 1 Accent 6" w:uiPriority="63"/>
+    <w:lsdException w:name="Medium Shading 2 Accent 6" w:uiPriority="64"/>
+    <w:lsdException w:name="Medium List 1 Accent 6" w:uiPriority="65"/>
+    <w:lsdException w:name="Medium List 2 Accent 6" w:uiPriority="66"/>
+    <w:lsdException w:name="Medium Grid 1 Accent 6" w:uiPriority="67"/>
+    <w:lsdException w:name="Medium Grid 2 Accent 6" w:uiPriority="68"/>
+    <w:lsdException w:name="Medium Grid 3 Accent 6" w:uiPriority="69"/>
+    <w:lsdException w:name="Dark List Accent 6" w:uiPriority="70"/>
+    <w:lsdException w:name="Colorful Shading Accent 6" w:uiPriority="71"/>
+    <w:lsdException w:name="Colorful List Accent 6" w:uiPriority="72"/>
+    <w:lsdException w:name="Colorful Grid Accent 6" w:uiPriority="73"/>
+    <w:lsdException w:name="Subtle Emphasis" w:uiPriority="19" w:qFormat="1"/>
+    <w:lsdException w:name="Intense Emphasis" w:uiPriority="21" w:qFormat="1"/>
+    <w:lsdException w:name="Subtle Reference" w:uiPriority="31" w:qFormat="1"/>
+    <w:lsdException w:name="Intense Reference" w:uiPriority="32" w:qFormat="1"/>
+    <w:lsdException w:name="Book Title" w:uiPriority="33" w:qFormat="1"/>
+    <w:lsdException w:name="Bibliography" w:semiHidden="1" w:uiPriority="37" w:unhideWhenUsed="1"/>
+    <w:lsdException w:name="TOC Heading" w:semiHidden="1" w:uiPriority="39" w:unhideWhenUsed="1" w:qFormat="1"/>
+    <w:lsdException w:name="Plain Table 1" w:uiPriority="41"/>
+    <w:lsdException w:name="Plain Table 2" w:uiPriority="42"/>
+    <w:lsdException w:name="Plain Table 3" w:uiPriority="43"/>
+    <w:lsdException w:name="Plain Table 4" w:uiPriority="44"/>
+    <w:lsdException w:name="Plain Table 5" w:uiPriority="45"/>
+    <w:lsdException w:name="Grid Table Light" w:uiPriority="40"/>
+    <w:lsdException w:name="Grid Table 1 Light" w:uiPriority="46"/>
+    <w:lsdException w:name="Grid Table 2" w:uiPriority="47"/>
+    <w:lsdException w:name="Grid Table 3" w:uiPriority="48"/>
+    <w:lsdException w:name="Grid Table 4" w:uiPriority="49"/>
+    <w:lsdException w:name="Grid Table 5 Dark" w:uiPriority="50"/>
+    <w:lsdException w:name="Grid Table 6 Colorful" w:uiPriority="51"/>
+    <w:lsdException w:name="Grid Table 7 Colorful" w:uiPriority="52"/>
+    <w:lsdException w:name="Grid Table 1 Light Accent 1" w:uiPriority="46"/>
+    <w:lsdException w:name="Grid Table 2 Accent 1" w:uiPriority="47"/>
+    <w:lsdException w:name="Grid Table 3 Accent 1" w:uiPriority="48"/>
+    <w:lsdException w:name="Grid Table 4 Accent 1" w:uiPriority="49"/>
+    <w:lsdException w:name="Grid Table 5 Dark Accent 1" w:uiPriority="50"/>
+    <w:lsdException w:name="Grid Table 6 Colorful Accent 1" w:uiPriority="51"/>
+    <w:lsdException w:name="Grid Table 7 Colorful Accent 1" w:uiPriority="52"/>
+    <w:lsdException w:name="Grid Table 1 Light Accent 2" w:uiPriority="46"/>
+    <w:lsdException w:name="Grid Table 2 Accent 2" w:uiPriority="47"/>
+    <w:lsdException w:name="Grid Table 3 Accent 2" w:uiPriority="48"/>
+    <w:lsdException w:name="Grid Table 4 Accent 2" w:uiPriority="49"/>
+    <w:lsdException w:name="Grid Table 5 Dark Accent 2" w:uiPriority="50"/>
+    <w:lsdException w:name="Grid Table 6 Colorful Accent 2" w:uiPriority="51"/>
+    <w:lsdException w:name="Grid Table 7 Colorful Accent 2" w:uiPriority="52"/>
+    <w:lsdException w:name="Grid Table 1 Light Accent 3" w:uiPriority="46"/>
+    <w:lsdException w:name="Grid Table 2 Accent 3" w:uiPriority="47"/>
+    <w:lsdException w:name="Grid Table 3 Accent 3" w:uiPriority="48"/>
+    <w:lsdException w:name="Grid Table 4 Accent 3" w:uiPriority="49"/>
+    <w:lsdException w:name="Grid Table 5 Dark Accent 3" w:uiPriority="50"/>
+    <w:lsdException w:name="Grid Table 6 Colorful Accent 3" w:uiPriority="51"/>
+    <w:lsdException w:name="Grid Table 7 Colorful Accent 3" w:uiPriority="52"/>
+    <w:lsdException w:name="Grid Table 1 Light Accent 4" w:uiPriority="46"/>
+    <w:lsdException w:name="Grid Table 2 Accent 4" w:uiPriority="47"/>
+    <w:lsdException w:name="Grid Table 3 Accent 4" w:uiPriority="48"/>
+    <w:lsdException w:name="Grid Table 4 Accent 4" w:uiPriority="49"/>
+    <w:lsdException w:name="Grid Table 5 Dark Accent 4" w:uiPriority="50"/>
+    <w:lsdException w:name="Grid Table 6 Colorful Accent 4" w:uiPriority="51"/>
+    <w:lsdException w:name="Grid Table 7 Colorful Accent 4" w:uiPriority="52"/>
+    <w:lsdException w:name="Grid Table 1 Light Accent 5" w:uiPriority="46"/>
+    <w:lsdException w:name="Grid Table 2 Accent 5" w:uiPriority="47"/>
+    <w:lsdException w:name="Grid Table 3 Accent 5" w:uiPriority="48"/>
+    <w:lsdException w:name="Grid Table 4 Accent 5" w:uiPriority="49"/>
+    <w:lsdException w:name="Grid Table 5 Dark Accent 5" w:uiPriority="50"/>
+    <w:lsdException w:name="Grid Table 6 Colorful Accent 5" w:uiPriority="51"/>
+    <w:lsdException w:name="Grid Table 7 Colorful Accent 5" w:uiPriority="52"/>
+    <w:lsdException w:name="Grid Table 1 Light Accent 6" w:uiPriority="46"/>
+    <w:lsdException w:name="Grid Table 2 Accent 6" w:uiPriority="47"/>
+    <w:lsdException w:name="Grid Table 3 Accent 6" w:uiPriority="48"/>
+    <w:lsdException w:name="Grid Table 4 Accent 6" w:uiPriority="49"/>
+    <w:lsdException w:name="Grid Table 5 Dark Accent 6" w:uiPriority="50"/>
+    <w:lsdException w:name="Grid Table 6 Colorful Accent 6" w:uiPriority="51"/>
+    <w:lsdException w:name="Grid Table 7 Colorful Accent 6" w:uiPriority="52"/>
+    <w:lsdException w:name="List Table 1 Light" w:uiPriority="46"/>
+    <w:lsdException w:name="List Table 2" w:uiPriority="47"/>
+    <w:lsdException w:name="List Table 3" w:uiPriority="48"/>
+    <w:lsdException w:name="List Table 4" w:uiPriority="49"/>
+    <w:lsdException w:name="List Table 5 Dark" w:uiPriority="50"/>
+    <w:lsdException w:name="List Table 6 Colorful" w:uiPriority="51"/>
+    <w:lsdException w:name="List Table 7 Colorful" w:uiPriority="52"/>
+    <w:lsdException w:name="List Table 1 Light Accent 1" w:uiPriority="46"/>
+    <w:lsdException w:name="List Table 2 Accent 1" w:uiPriority="47"/>
+    <w:lsdException w:name="List Table 3 Accent 1" w:uiPriority="48"/>
+    <w:lsdException w:name="List Table 4 Accent 1" w:uiPriority="49"/>
+    <w:lsdException w:name="List Table 5 Dark Accent 1" w:uiPriority="50"/>
+    <w:lsdException w:name="List Table 6 Colorful Accent 1" w:uiPriority="51"/>
+    <w:lsdException w:name="List Table 7 Colorful Accent 1" w:uiPriority="52"/>
+    <w:lsdException w:name="List Table 1 Light Accent 2" w:uiPriority="46"/>
+    <w:lsdException w:name="List Table 2 Accent 2" w:uiPriority="47"/>
+    <w:lsdException w:name="List Table 3 Accent 2" w:uiPriority="48"/>
+    <w:lsdException w:name="List Table 4 Accent 2" w:uiPriority="49"/>
+    <w:lsdException w:name="List Table 5 Dark Accent 2" w:uiPriority="50"/>
+    <w:lsdException w:name="List Table 6 Colorful Accent 2" w:uiPriority="51"/>
+    <w:lsdException w:name="List Table 7 Colorful Accent 2" w:uiPriority="52"/>
+    <w:lsdException w:name="List Table 1 Light Accent 3" w:uiPriority="46"/>
+    <w:lsdException w:name="List Table 2 Accent 3" w:uiPriority="47"/>
+    <w:lsdException w:name="List Table 3 Accent 3" w:uiPriority="48"/>
+    <w:lsdException w:name="List Table 4 Accent 3" w:uiPriority="49"/>
+    <w:lsdException w:name="List Table 5 Dark Accent 3" w:uiPriority="50"/>
+    <w:lsdException w:name="List Table 6 Colorful Accent 3" w:uiPriority="51"/>
+    <w:lsdException w:name="List Table 7 Colorful Accent 3" w:uiPriority="52"/>
+    <w:lsdException w:name="List Table 1 Light Accent 4" w:uiPriority="46"/>
+    <w:lsdException w:name="List Table 2 Accent 4" w:uiPriority="47"/>
+    <w:lsdException w:name="List Table 3 Accent 4" w:uiPriority="48"/>
+    <w:lsdException w:name="List Table 4 Accent 4" w:uiPriority="49"/>
+    <w:lsdException w:name="List Table 5 Dark Accent 4" w:uiPriority="50"/>
+    <w:lsdException w:name="List Table 6 Colorful Accent 4" w:uiPriority="51"/>
+    <w:lsdException w:name="List Table 7 Colorful Accent 4" w:uiPriority="52"/>
+    <w:lsdException w:name="List Table 1 Light Accent 5" w:uiPriority="46"/>
+    <w:lsdException w:name="List Table 2 Accent 5" w:uiPriority="47"/>
+    <w:lsdException w:name="List Table 3 Accent 5" w:uiPriority="48"/>
+    <w:lsdException w:name="List Table 4 Accent 5" w:uiPriority="49"/>
+    <w:lsdException w:name="List Table 5 Dark Accent 5" w:uiPriority="50"/>
+    <w:lsdException w:name="List Table 6 Colorful Accent 5" w:uiPriority="51"/>
+    <w:lsdException w:name="List Table 7 Colorful Accent 5" w:uiPriority="52"/>
+    <w:lsdException w:name="List Table 1 Light Accent 6" w:uiPriority="46"/>
+    <w:lsdException w:name="List Table 2 Accent 6" w:uiPriority="47"/>
+    <w:lsdException w:name="List Table 3 Accent 6" w:uiPriority="48"/>
+    <w:lsdException w:name="List Table 4 Accent 6" w:uiPriority="49"/>
+    <w:lsdException w:name="List Table 5 Dark Accent 6" w:uiPriority="50"/>
+    <w:lsdException w:name="List Table 6 Colorful Accent 6" w:uiPriority="51"/>
+    <w:lsdException w:name="List Table 7 Colorful Accent 6" w:uiPriority="52"/>
+    <w:lsdException w:name="Mention" w:semiHidden="1" w:unhideWhenUsed="1"/>
+    <w:lsdException w:name="Smart Hyperlink" w:semiHidden="1" w:unhideWhenUsed="1"/>
+    <w:lsdException w:name="Hashtag" w:semiHidden="1" w:unhideWhenUsed="1"/>
+    <w:lsdException w:name="Unresolved Mention" w:semiHidden="1" w:unhideWhenUsed="1"/>
+    <w:lsdException w:name="Smart Link" w:semiHidden="1" w:unhideWhenUsed="1"/>
+  </w:latentStyles>
+  <w:style w:type="paragraph" w:default="1" w:styleId="a">
     <w:name w:val="Normal"/>
     <w:qFormat/>
   </w:style>
-  <w:style w:type="character" w:styleId="DefaultParagraphFont" w:default="1">
-    <w:name w:val="Default Paragraph Font"/>
-  </w:style>
-  <w:style w:type="paragraph" w:styleId="Header">
-    <w:name w:val="Header"/>
-    <w:basedOn w:val="Normal"/>
+  <w:style w:type="paragraph" w:styleId="1">
+    <w:name w:val="heading 1"/>
+    <w:basedOn w:val="NoticeBody"/>
+    <w:next w:val="NoticeBody"/>
+    <w:uiPriority w:val="9"/>
     <w:qFormat/>
-  </w:style>
-  <w:style w:type="paragraph" w:styleId="Footer">
-    <w:name w:val="Footer"/>
-    <w:basedOn w:val="Normal"/>
-    <w:qFormat/>
-  </w:style>
-  <w:style w:type="paragraph" w:styleId="Title">
-    <w:name w:val="Title"/>
-    <w:basedOn w:val="Normal"/>
-    <w:next w:val="Normal"/>
-    <w:qFormat/>
+    <w:pPr>
+      <w:keepNext/>
+      <w:keepLines/>
+      <w:outlineLvl w:val="0"/>
+    </w:pPr>
     <w:rPr>
-      <w:sz w:val="56"/>
-      <w:szCs w:val="56"/>
-    </w:rPr>
-  </w:style>
-  <w:style w:type="paragraph" w:styleId="Heading1">
-    <w:name w:val="Heading 1"/>
-    <w:basedOn w:val="Normal"/>
-    <w:next w:val="Normal"/>
-    <w:qFormat/>
-    <w:rPr>
-      <w:color w:val="2E74B5"/>
+      <w:rFonts w:ascii="Times New Roman" w:eastAsia="黑体" w:hAnsi="Times New Roman" w:cs="Times New Roman"/>
+      <w:color w:val="000000"/>
       <w:sz w:val="32"/>
       <w:szCs w:val="32"/>
     </w:rPr>
   </w:style>
-  <w:style w:type="paragraph" w:styleId="Heading2">
-    <w:name w:val="Heading 2"/>
-    <w:basedOn w:val="Normal"/>
-    <w:next w:val="Normal"/>
+  <w:style w:type="paragraph" w:styleId="2">
+    <w:name w:val="heading 2"/>
+    <w:basedOn w:val="NoticeBody"/>
+    <w:next w:val="NoticeBody"/>
+    <w:uiPriority w:val="9"/>
+    <w:semiHidden/>
+    <w:unhideWhenUsed/>
     <w:qFormat/>
+    <w:pPr>
+      <w:keepNext/>
+      <w:keepLines/>
+      <w:outlineLvl w:val="1"/>
+    </w:pPr>
     <w:rPr>
-      <w:color w:val="2E74B5"/>
-      <w:sz w:val="26"/>
-      <w:szCs w:val="26"/>
+      <w:rFonts w:ascii="Times New Roman" w:eastAsia="楷体" w:hAnsi="Times New Roman" w:cs="Times New Roman"/>
+      <w:color w:val="000000"/>
+      <w:sz w:val="32"/>
+      <w:szCs w:val="32"/>
     </w:rPr>
   </w:style>
-  <w:style w:type="paragraph" w:styleId="Heading3">
-    <w:name w:val="Heading 3"/>
-    <w:basedOn w:val="Normal"/>
-    <w:next w:val="Normal"/>
+  <w:style w:type="paragraph" w:styleId="3">
+    <w:name w:val="heading 3"/>
+    <w:basedOn w:val="a"/>
+    <w:next w:val="a"/>
+    <w:uiPriority w:val="9"/>
+    <w:semiHidden/>
+    <w:unhideWhenUsed/>
     <w:qFormat/>
+    <w:pPr>
+      <w:outlineLvl w:val="2"/>
+    </w:pPr>
     <w:rPr>
       <w:color w:val="1F4D78"/>
       <w:sz w:val="24"/>
       <w:szCs w:val="24"/>
     </w:rPr>
   </w:style>
-  <w:style w:type="paragraph" w:styleId="Heading4">
-    <w:name w:val="Heading 4"/>
-    <w:basedOn w:val="Normal"/>
-    <w:next w:val="Normal"/>
+  <w:style w:type="paragraph" w:styleId="4">
+    <w:name w:val="heading 4"/>
+    <w:basedOn w:val="a"/>
+    <w:next w:val="a"/>
+    <w:uiPriority w:val="9"/>
+    <w:semiHidden/>
+    <w:unhideWhenUsed/>
     <w:qFormat/>
+    <w:pPr>
+      <w:outlineLvl w:val="3"/>
+    </w:pPr>
     <w:rPr>
       <w:i/>
       <w:iCs/>
       <w:color w:val="2E74B5"/>
     </w:rPr>
   </w:style>
-  <w:style w:type="paragraph" w:styleId="Heading5">
-    <w:name w:val="Heading 5"/>
-    <w:basedOn w:val="Normal"/>
-    <w:next w:val="Normal"/>
+  <w:style w:type="paragraph" w:styleId="5">
+    <w:name w:val="heading 5"/>
+    <w:basedOn w:val="a"/>
+    <w:next w:val="a"/>
+    <w:uiPriority w:val="9"/>
+    <w:semiHidden/>
+    <w:unhideWhenUsed/>
     <w:qFormat/>
+    <w:pPr>
+      <w:outlineLvl w:val="4"/>
+    </w:pPr>
     <w:rPr>
       <w:color w:val="2E74B5"/>
     </w:rPr>
   </w:style>
-  <w:style w:type="paragraph" w:styleId="Heading6">
-    <w:name w:val="Heading 6"/>
-    <w:basedOn w:val="Normal"/>
-    <w:next w:val="Normal"/>
+  <w:style w:type="paragraph" w:styleId="6">
+    <w:name w:val="heading 6"/>
+    <w:basedOn w:val="a"/>
+    <w:next w:val="a"/>
+    <w:uiPriority w:val="9"/>
+    <w:semiHidden/>
+    <w:unhideWhenUsed/>
     <w:qFormat/>
+    <w:pPr>
+      <w:outlineLvl w:val="5"/>
+    </w:pPr>
     <w:rPr>
       <w:color w:val="1F4D78"/>
     </w:rPr>
   </w:style>
-  <w:style w:type="paragraph" w:styleId="Strong">
-    <w:name w:val="Strong"/>
-    <w:basedOn w:val="Normal"/>
-    <w:next w:val="Normal"/>
+  <w:style w:type="character" w:default="1" w:styleId="a0">
+    <w:name w:val="Default Paragraph Font"/>
+    <w:uiPriority w:val="1"/>
+    <w:semiHidden/>
+    <w:unhideWhenUsed/>
+  </w:style>
+  <w:style w:type="table" w:default="1" w:styleId="a1">
+    <w:name w:val="Normal Table"/>
+    <w:uiPriority w:val="99"/>
+    <w:semiHidden/>
+    <w:unhideWhenUsed/>
+    <w:tblPr>
+      <w:tblInd w:w="0" w:type="dxa"/>
+      <w:tblCellMar>
+        <w:top w:w="0" w:type="dxa"/>
+        <w:left w:w="108" w:type="dxa"/>
+        <w:bottom w:w="0" w:type="dxa"/>
+        <w:right w:w="108" w:type="dxa"/>
+      </w:tblCellMar>
+    </w:tblPr>
+  </w:style>
+  <w:style w:type="numbering" w:default="1" w:styleId="a2">
+    <w:name w:val="No List"/>
+    <w:uiPriority w:val="99"/>
+    <w:semiHidden/>
+    <w:unhideWhenUsed/>
+  </w:style>
+  <w:style w:type="paragraph" w:styleId="a3">
+    <w:name w:val="header"/>
+    <w:basedOn w:val="a"/>
+    <w:qFormat/>
+  </w:style>
+  <w:style w:type="paragraph" w:styleId="a4">
+    <w:name w:val="footer"/>
+    <w:basedOn w:val="a"/>
+    <w:qFormat/>
+  </w:style>
+  <w:style w:type="paragraph" w:styleId="a5">
+    <w:name w:val="Title"/>
+    <w:basedOn w:val="a"/>
+    <w:next w:val="NoticeBody"/>
+    <w:uiPriority w:val="10"/>
+    <w:qFormat/>
+    <w:pPr>
+      <w:keepNext/>
+      <w:keepLines/>
+      <w:spacing w:before="1200" w:after="0" w:line="580" w:lineRule="exact"/>
+      <w:ind w:left="0" w:right="0" w:firstLine="0"/>
+      <w:jc w:val="center"/>
+      <w:outlineLvl w:val="9"/>
+    </w:pPr>
+    <w:rPr>
+      <w:rFonts w:ascii="Times New Roman" w:eastAsia="方正小标宋简体" w:hAnsi="Times New Roman" w:cs="Times New Roman"/>
+      <w:b w:val="0"/>
+      <w:i w:val="0"/>
+      <w:color w:val="000000"/>
+      <w:spacing w:val="0"/>
+      <w:sz w:val="44"/>
+      <w:szCs w:val="44"/>
+    </w:rPr>
+  </w:style>
+  <w:style w:type="paragraph" w:customStyle="1" w:styleId="10">
+    <w:name w:val="要点1"/>
+    <w:basedOn w:val="a"/>
+    <w:next w:val="a"/>
     <w:qFormat/>
     <w:rPr>
       <w:b/>
       <w:bCs/>
     </w:rPr>
   </w:style>
-  <w:style w:type="paragraph" w:styleId="ListParagraph">
+  <w:style w:type="paragraph" w:styleId="a6">
     <w:name w:val="List Paragraph"/>
-    <w:basedOn w:val="Normal"/>
+    <w:basedOn w:val="a"/>
     <w:qFormat/>
   </w:style>
-  <w:style w:type="character" w:styleId="Hyperlink">
+  <w:style w:type="character" w:styleId="a7">
     <w:name w:val="Hyperlink"/>
-    <w:basedOn w:val="DefaultParagraphFont"/>
+    <w:basedOn w:val="a0"/>
     <w:uiPriority w:val="99"/>
     <w:unhideWhenUsed/>
     <w:rPr>
@@ -893,9 +1399,9 @@
       <w:u w:val="single"/>
     </w:rPr>
   </w:style>
-  <w:style w:type="character" w:styleId="FootnoteReference">
+  <w:style w:type="character" w:styleId="a8">
     <w:name w:val="footnote reference"/>
-    <w:basedOn w:val="DefaultParagraphFont"/>
+    <w:basedOn w:val="a0"/>
     <w:uiPriority w:val="99"/>
     <w:semiHidden/>
     <w:unhideWhenUsed/>
@@ -903,25 +1409,18 @@
       <w:vertAlign w:val="superscript"/>
     </w:rPr>
   </w:style>
-  <w:style w:type="paragraph" w:styleId="FootnoteText">
+  <w:style w:type="paragraph" w:styleId="a9">
     <w:name w:val="footnote text"/>
-    <w:basedOn w:val="Normal"/>
-    <w:link w:val="FootnoteTextChar"/>
+    <w:basedOn w:val="a"/>
+    <w:link w:val="aa"/>
     <w:uiPriority w:val="99"/>
     <w:semiHidden/>
     <w:unhideWhenUsed/>
-    <w:pPr>
-      <w:spacing w:after="0" w:line="240" w:lineRule="auto"/>
-    </w:pPr>
-    <w:rPr>
-      <w:sz w:val="20"/>
-      <w:szCs w:val="20"/>
-    </w:rPr>
-  </w:style>
-  <w:style w:type="character" w:styleId="FootnoteTextChar">
-    <w:name w:val="Footnote Text Char"/>
-    <w:basedOn w:val="DefaultParagraphFont"/>
-    <w:link w:val="FootnoteText"/>
+  </w:style>
+  <w:style w:type="character" w:customStyle="1" w:styleId="aa">
+    <w:name w:val="脚注文本 字符"/>
+    <w:basedOn w:val="a0"/>
+    <w:link w:val="a9"/>
     <w:uiPriority w:val="99"/>
     <w:semiHidden/>
     <w:unhideWhenUsed/>
@@ -930,9 +1429,9 @@
       <w:szCs w:val="20"/>
     </w:rPr>
   </w:style>
-  <w:style w:type="character" w:styleId="EndnoteReference">
+  <w:style w:type="character" w:styleId="ab">
     <w:name w:val="endnote reference"/>
-    <w:basedOn w:val="DefaultParagraphFont"/>
+    <w:basedOn w:val="a0"/>
     <w:uiPriority w:val="99"/>
     <w:semiHidden/>
     <w:unhideWhenUsed/>
@@ -940,31 +1439,48 @@
       <w:vertAlign w:val="superscript"/>
     </w:rPr>
   </w:style>
-  <w:style w:type="paragraph" w:styleId="EndnoteText">
+  <w:style w:type="paragraph" w:styleId="ac">
     <w:name w:val="endnote text"/>
-    <w:basedOn w:val="Normal"/>
-    <w:link w:val="EndnoteTextChar"/>
+    <w:basedOn w:val="a"/>
+    <w:link w:val="ad"/>
     <w:uiPriority w:val="99"/>
     <w:semiHidden/>
     <w:unhideWhenUsed/>
-    <w:pPr>
-      <w:spacing w:after="0" w:line="240" w:lineRule="auto"/>
-    </w:pPr>
-    <w:rPr>
-      <w:sz w:val="20"/>
-      <w:szCs w:val="20"/>
-    </w:rPr>
-  </w:style>
-  <w:style w:type="character" w:styleId="EndnoteTextChar">
-    <w:name w:val="Endnote Text Char"/>
-    <w:basedOn w:val="DefaultParagraphFont"/>
-    <w:link w:val="EndnoteText"/>
+  </w:style>
+  <w:style w:type="character" w:customStyle="1" w:styleId="ad">
+    <w:name w:val="尾注文本 字符"/>
+    <w:basedOn w:val="a0"/>
+    <w:link w:val="ac"/>
     <w:uiPriority w:val="99"/>
     <w:semiHidden/>
     <w:unhideWhenUsed/>
     <w:rPr>
       <w:sz w:val="20"/>
       <w:szCs w:val="20"/>
+    </w:rPr>
+  </w:style>
+  <w:style w:type="paragraph" w:styleId="NoticeBody">
+    <w:name w:val="Body Text"/>
+    <w:basedOn w:val="a"/>
+    <w:next w:val="NoticeBody"/>
+    <w:uiPriority w:val="1"/>
+    <w:qFormat/>
+    <w:pPr>
+      <w:keepNext w:val="0"/>
+      <w:keepLines w:val="0"/>
+      <w:spacing w:before="0" w:after="0" w:line="580" w:lineRule="exact"/>
+      <w:ind w:left="0" w:right="0" w:firstLine="640"/>
+      <w:jc w:val="left"/>
+      <w:outlineLvl w:val="9"/>
+    </w:pPr>
+    <w:rPr>
+      <w:rFonts w:ascii="Times New Roman" w:eastAsia="仿宋" w:hAnsi="Times New Roman" w:cs="Times New Roman"/>
+      <w:b w:val="0"/>
+      <w:i w:val="0"/>
+      <w:color w:val="000000"/>
+      <w:spacing w:val="0"/>
+      <w:sz w:val="32"/>
+      <w:szCs w:val="32"/>
     </w:rPr>
   </w:style>
 </w:styles>
